--- a/distribution-docs/ADP Historical Data Bot.docx
+++ b/distribution-docs/ADP Historical Data Bot.docx
@@ -64,7 +64,7 @@
           <w:sz w:val="16"/>
           <w:szCs w:val="16"/>
         </w:rPr>
-        <w:t xml:space="preserve">// @version      1.10.1</w:t>
+        <w:t xml:space="preserve">// @version      1.11.0</w:t>
       </w:r>
     </w:p>
     <w:p>
@@ -558,6 +558,110 @@
           <w:sz w:val="16"/>
           <w:szCs w:val="16"/>
         </w:rPr>
+        <w:t xml:space="preserve">  // Did the LAST download step actually write a renamed file? A download step</w:t>
+      </w:r>
+    </w:p>
+    <w:p>
+      <w:pPr>
+        <w:spacing w:after="0" w:line="220"/>
+      </w:pPr>
+      <w:r>
+        <w:rPr>
+          <w:rFonts w:ascii="Consolas" w:cs="Consolas" w:eastAsia="Consolas" w:hAnsi="Consolas"/>
+          <w:sz w:val="16"/>
+          <w:szCs w:val="16"/>
+        </w:rPr>
+        <w:t xml:space="preserve">  // deliberately returns true even when renaming fails (the report itself ran,</w:t>
+      </w:r>
+    </w:p>
+    <w:p>
+      <w:pPr>
+        <w:spacing w:after="0" w:line="220"/>
+      </w:pPr>
+      <w:r>
+        <w:rPr>
+          <w:rFonts w:ascii="Consolas" w:cs="Consolas" w:eastAsia="Consolas" w:hAnsi="Consolas"/>
+          <w:sz w:val="16"/>
+          <w:szCs w:val="16"/>
+        </w:rPr>
+        <w:t xml:space="preserve">  // and failing the whole year over a filename would be worse) — but the caller</w:t>
+      </w:r>
+    </w:p>
+    <w:p>
+      <w:pPr>
+        <w:spacing w:after="0" w:line="220"/>
+      </w:pPr>
+      <w:r>
+        <w:rPr>
+          <w:rFonts w:ascii="Consolas" w:cs="Consolas" w:eastAsia="Consolas" w:hAnsi="Consolas"/>
+          <w:sz w:val="16"/>
+          <w:szCs w:val="16"/>
+        </w:rPr>
+        <w:t xml:space="preserve">  // then logged "… downloaded" right underneath its own "Download failed"</w:t>
+      </w:r>
+    </w:p>
+    <w:p>
+      <w:pPr>
+        <w:spacing w:after="0" w:line="220"/>
+      </w:pPr>
+      <w:r>
+        <w:rPr>
+          <w:rFonts w:ascii="Consolas" w:cs="Consolas" w:eastAsia="Consolas" w:hAnsi="Consolas"/>
+          <w:sz w:val="16"/>
+          <w:szCs w:val="16"/>
+        </w:rPr>
+        <w:t xml:space="preserve">  // warning. A log that claims success on failure is how a broken run looks</w:t>
+      </w:r>
+    </w:p>
+    <w:p>
+      <w:pPr>
+        <w:spacing w:after="0" w:line="220"/>
+      </w:pPr>
+      <w:r>
+        <w:rPr>
+          <w:rFonts w:ascii="Consolas" w:cs="Consolas" w:eastAsia="Consolas" w:hAnsi="Consolas"/>
+          <w:sz w:val="16"/>
+          <w:szCs w:val="16"/>
+        </w:rPr>
+        <w:t xml:space="preserve">  // healthy, so callers must report what actually happened.</w:t>
+      </w:r>
+    </w:p>
+    <w:p>
+      <w:pPr>
+        <w:spacing w:after="0" w:line="220"/>
+      </w:pPr>
+      <w:r>
+        <w:rPr>
+          <w:rFonts w:ascii="Consolas" w:cs="Consolas" w:eastAsia="Consolas" w:hAnsi="Consolas"/>
+          <w:sz w:val="16"/>
+          <w:szCs w:val="16"/>
+        </w:rPr>
+        <w:t xml:space="preserve">  let lastSaveOk = false;</w:t>
+      </w:r>
+    </w:p>
+    <w:p>
+      <w:pPr>
+        <w:spacing w:after="0" w:line="220"/>
+      </w:pPr>
+      <w:r>
+        <w:rPr>
+          <w:rFonts w:ascii="Consolas" w:cs="Consolas" w:eastAsia="Consolas" w:hAnsi="Consolas"/>
+          <w:sz w:val="16"/>
+          <w:szCs w:val="16"/>
+        </w:rPr>
+        <w:t xml:space="preserve"> </w:t>
+      </w:r>
+    </w:p>
+    <w:p>
+      <w:pPr>
+        <w:spacing w:after="0" w:line="220"/>
+      </w:pPr>
+      <w:r>
+        <w:rPr>
+          <w:rFonts w:ascii="Consolas" w:cs="Consolas" w:eastAsia="Consolas" w:hAnsi="Consolas"/>
+          <w:sz w:val="16"/>
+          <w:szCs w:val="16"/>
+        </w:rPr>
         <w:t xml:space="preserve">  const REPORT_SEARCH_TERM = 'Payroll History';</w:t>
       </w:r>
     </w:p>
@@ -20305,6 +20409,396 @@
           <w:sz w:val="16"/>
           <w:szCs w:val="16"/>
         </w:rPr>
+        <w:t xml:space="preserve">    // Is OUR ⋯ dropdown actually open? The Dojo button says so itself, and it</w:t>
+      </w:r>
+    </w:p>
+    <w:p>
+      <w:pPr>
+        <w:spacing w:after="0" w:line="220"/>
+      </w:pPr>
+      <w:r>
+        <w:rPr>
+          <w:rFonts w:ascii="Consolas" w:cs="Consolas" w:eastAsia="Consolas" w:hAnsi="Consolas"/>
+          <w:sz w:val="16"/>
+          <w:szCs w:val="16"/>
+        </w:rPr>
+        <w:t xml:space="preserve">    // names its popup: aria-expanded="true" popupactive="true"</w:t>
+      </w:r>
+    </w:p>
+    <w:p>
+      <w:pPr>
+        <w:spacing w:after="0" w:line="220"/>
+      </w:pPr>
+      <w:r>
+        <w:rPr>
+          <w:rFonts w:ascii="Consolas" w:cs="Consolas" w:eastAsia="Consolas" w:hAnsi="Consolas"/>
+          <w:sz w:val="16"/>
+          <w:szCs w:val="16"/>
+        </w:rPr>
+        <w:t xml:space="preserve">    // aria-owns="revit_TooltipDialog_NNN". Verified live on Reports Output.</w:t>
+      </w:r>
+    </w:p>
+    <w:p>
+      <w:pPr>
+        <w:spacing w:after="0" w:line="220"/>
+      </w:pPr>
+      <w:r>
+        <w:rPr>
+          <w:rFonts w:ascii="Consolas" w:cs="Consolas" w:eastAsia="Consolas" w:hAnsi="Consolas"/>
+          <w:sz w:val="16"/>
+          <w:szCs w:val="16"/>
+        </w:rPr>
+        <w:t xml:space="preserve">    // Without this we cannot tell "menu never opened" from "menu open but the</w:t>
+      </w:r>
+    </w:p>
+    <w:p>
+      <w:pPr>
+        <w:spacing w:after="0" w:line="220"/>
+      </w:pPr>
+      <w:r>
+        <w:rPr>
+          <w:rFonts w:ascii="Consolas" w:cs="Consolas" w:eastAsia="Consolas" w:hAnsi="Consolas"/>
+          <w:sz w:val="16"/>
+          <w:szCs w:val="16"/>
+        </w:rPr>
+        <w:t xml:space="preserve">    // item wasn't recognised" — and those need opposite fixes.</w:t>
+      </w:r>
+    </w:p>
+    <w:p>
+      <w:pPr>
+        <w:spacing w:after="0" w:line="220"/>
+      </w:pPr>
+      <w:r>
+        <w:rPr>
+          <w:rFonts w:ascii="Consolas" w:cs="Consolas" w:eastAsia="Consolas" w:hAnsi="Consolas"/>
+          <w:sz w:val="16"/>
+          <w:szCs w:val="16"/>
+        </w:rPr>
+        <w:t xml:space="preserve">    const menuHost = () =&gt; {</w:t>
+      </w:r>
+    </w:p>
+    <w:p>
+      <w:pPr>
+        <w:spacing w:after="0" w:line="220"/>
+      </w:pPr>
+      <w:r>
+        <w:rPr>
+          <w:rFonts w:ascii="Consolas" w:cs="Consolas" w:eastAsia="Consolas" w:hAnsi="Consolas"/>
+          <w:sz w:val="16"/>
+          <w:szCs w:val="16"/>
+        </w:rPr>
+        <w:t xml:space="preserve">      const btn = (trigger.querySelector &amp;&amp; trigger.querySelector('[aria-owns]')) ||</w:t>
+      </w:r>
+    </w:p>
+    <w:p>
+      <w:pPr>
+        <w:spacing w:after="0" w:line="220"/>
+      </w:pPr>
+      <w:r>
+        <w:rPr>
+          <w:rFonts w:ascii="Consolas" w:cs="Consolas" w:eastAsia="Consolas" w:hAnsi="Consolas"/>
+          <w:sz w:val="16"/>
+          <w:szCs w:val="16"/>
+        </w:rPr>
+        <w:t xml:space="preserve">        (trigger.closest &amp;&amp; trigger.closest('[aria-owns]')) || trigger;</w:t>
+      </w:r>
+    </w:p>
+    <w:p>
+      <w:pPr>
+        <w:spacing w:after="0" w:line="220"/>
+      </w:pPr>
+      <w:r>
+        <w:rPr>
+          <w:rFonts w:ascii="Consolas" w:cs="Consolas" w:eastAsia="Consolas" w:hAnsi="Consolas"/>
+          <w:sz w:val="16"/>
+          <w:szCs w:val="16"/>
+        </w:rPr>
+        <w:t xml:space="preserve">      const owns = btn.getAttribute &amp;&amp; btn.getAttribute('aria-owns');</w:t>
+      </w:r>
+    </w:p>
+    <w:p>
+      <w:pPr>
+        <w:spacing w:after="0" w:line="220"/>
+      </w:pPr>
+      <w:r>
+        <w:rPr>
+          <w:rFonts w:ascii="Consolas" w:cs="Consolas" w:eastAsia="Consolas" w:hAnsi="Consolas"/>
+          <w:sz w:val="16"/>
+          <w:szCs w:val="16"/>
+        </w:rPr>
+        <w:t xml:space="preserve">      const expanded = (btn.getAttribute &amp;&amp; btn.getAttribute('aria-expanded')) === 'true';</w:t>
+      </w:r>
+    </w:p>
+    <w:p>
+      <w:pPr>
+        <w:spacing w:after="0" w:line="220"/>
+      </w:pPr>
+      <w:r>
+        <w:rPr>
+          <w:rFonts w:ascii="Consolas" w:cs="Consolas" w:eastAsia="Consolas" w:hAnsi="Consolas"/>
+          <w:sz w:val="16"/>
+          <w:szCs w:val="16"/>
+        </w:rPr>
+        <w:t xml:space="preserve">      const pop = owns ? document.getElementById(owns) : null;</w:t>
+      </w:r>
+    </w:p>
+    <w:p>
+      <w:pPr>
+        <w:spacing w:after="0" w:line="220"/>
+      </w:pPr>
+      <w:r>
+        <w:rPr>
+          <w:rFonts w:ascii="Consolas" w:cs="Consolas" w:eastAsia="Consolas" w:hAnsi="Consolas"/>
+          <w:sz w:val="16"/>
+          <w:szCs w:val="16"/>
+        </w:rPr>
+        <w:t xml:space="preserve">      return { expanded, pop: (pop &amp;&amp; visible(pop)) ? pop : null };</w:t>
+      </w:r>
+    </w:p>
+    <w:p>
+      <w:pPr>
+        <w:spacing w:after="0" w:line="220"/>
+      </w:pPr>
+      <w:r>
+        <w:rPr>
+          <w:rFonts w:ascii="Consolas" w:cs="Consolas" w:eastAsia="Consolas" w:hAnsi="Consolas"/>
+          <w:sz w:val="16"/>
+          <w:szCs w:val="16"/>
+        </w:rPr>
+        <w:t xml:space="preserve">    };</w:t>
+      </w:r>
+    </w:p>
+    <w:p>
+      <w:pPr>
+        <w:spacing w:after="0" w:line="220"/>
+      </w:pPr>
+      <w:r>
+        <w:rPr>
+          <w:rFonts w:ascii="Consolas" w:cs="Consolas" w:eastAsia="Consolas" w:hAnsi="Consolas"/>
+          <w:sz w:val="16"/>
+          <w:szCs w:val="16"/>
+        </w:rPr>
+        <w:t xml:space="preserve"> </w:t>
+      </w:r>
+    </w:p>
+    <w:p>
+      <w:pPr>
+        <w:spacing w:after="0" w:line="220"/>
+      </w:pPr>
+      <w:r>
+        <w:rPr>
+          <w:rFonts w:ascii="Consolas" w:cs="Consolas" w:eastAsia="Consolas" w:hAnsi="Consolas"/>
+          <w:sz w:val="16"/>
+          <w:szCs w:val="16"/>
+        </w:rPr>
+        <w:t xml:space="preserve">    // Format items inside the popup. Scoping to OUR popup means a loose text</w:t>
+      </w:r>
+    </w:p>
+    <w:p>
+      <w:pPr>
+        <w:spacing w:after="0" w:line="220"/>
+      </w:pPr>
+      <w:r>
+        <w:rPr>
+          <w:rFonts w:ascii="Consolas" w:cs="Consolas" w:eastAsia="Consolas" w:hAnsi="Consolas"/>
+          <w:sz w:val="16"/>
+          <w:szCs w:val="16"/>
+        </w:rPr>
+        <w:t xml:space="preserve">    // match is safe — there is no other row's control in here to grab.</w:t>
+      </w:r>
+    </w:p>
+    <w:p>
+      <w:pPr>
+        <w:spacing w:after="0" w:line="220"/>
+      </w:pPr>
+      <w:r>
+        <w:rPr>
+          <w:rFonts w:ascii="Consolas" w:cs="Consolas" w:eastAsia="Consolas" w:hAnsi="Consolas"/>
+          <w:sz w:val="16"/>
+          <w:szCs w:val="16"/>
+        </w:rPr>
+        <w:t xml:space="preserve">    const FORMAT_RE = /^(view as\s+)?(xlsx?|excel|csv|pdf|download)$/i;</w:t>
+      </w:r>
+    </w:p>
+    <w:p>
+      <w:pPr>
+        <w:spacing w:after="0" w:line="220"/>
+      </w:pPr>
+      <w:r>
+        <w:rPr>
+          <w:rFonts w:ascii="Consolas" w:cs="Consolas" w:eastAsia="Consolas" w:hAnsi="Consolas"/>
+          <w:sz w:val="16"/>
+          <w:szCs w:val="16"/>
+        </w:rPr>
+        <w:t xml:space="preserve">    const findInPopup = (pop) =&gt; {</w:t>
+      </w:r>
+    </w:p>
+    <w:p>
+      <w:pPr>
+        <w:spacing w:after="0" w:line="220"/>
+      </w:pPr>
+      <w:r>
+        <w:rPr>
+          <w:rFonts w:ascii="Consolas" w:cs="Consolas" w:eastAsia="Consolas" w:hAnsi="Consolas"/>
+          <w:sz w:val="16"/>
+          <w:szCs w:val="16"/>
+        </w:rPr>
+        <w:t xml:space="preserve">      const cands = Array.from(pop.querySelectorAll('a, [role="menuitem"], li, div, span, button, td'))</w:t>
+      </w:r>
+    </w:p>
+    <w:p>
+      <w:pPr>
+        <w:spacing w:after="0" w:line="220"/>
+      </w:pPr>
+      <w:r>
+        <w:rPr>
+          <w:rFonts w:ascii="Consolas" w:cs="Consolas" w:eastAsia="Consolas" w:hAnsi="Consolas"/>
+          <w:sz w:val="16"/>
+          <w:szCs w:val="16"/>
+        </w:rPr>
+        <w:t xml:space="preserve">        .filter(visible)</w:t>
+      </w:r>
+    </w:p>
+    <w:p>
+      <w:pPr>
+        <w:spacing w:after="0" w:line="220"/>
+      </w:pPr>
+      <w:r>
+        <w:rPr>
+          <w:rFonts w:ascii="Consolas" w:cs="Consolas" w:eastAsia="Consolas" w:hAnsi="Consolas"/>
+          <w:sz w:val="16"/>
+          <w:szCs w:val="16"/>
+        </w:rPr>
+        <w:t xml:space="preserve">        .filter(el =&gt; FORMAT_RE.test((el.textContent || '').replace(/\s+/g, ' ').trim()));</w:t>
+      </w:r>
+    </w:p>
+    <w:p>
+      <w:pPr>
+        <w:spacing w:after="0" w:line="220"/>
+      </w:pPr>
+      <w:r>
+        <w:rPr>
+          <w:rFonts w:ascii="Consolas" w:cs="Consolas" w:eastAsia="Consolas" w:hAnsi="Consolas"/>
+          <w:sz w:val="16"/>
+          <w:szCs w:val="16"/>
+        </w:rPr>
+        <w:t xml:space="preserve">      if (!cands.length) return null;</w:t>
+      </w:r>
+    </w:p>
+    <w:p>
+      <w:pPr>
+        <w:spacing w:after="0" w:line="220"/>
+      </w:pPr>
+      <w:r>
+        <w:rPr>
+          <w:rFonts w:ascii="Consolas" w:cs="Consolas" w:eastAsia="Consolas" w:hAnsi="Consolas"/>
+          <w:sz w:val="16"/>
+          <w:szCs w:val="16"/>
+        </w:rPr>
+        <w:t xml:space="preserve">      // Prefer Excel/CSV over PDF (PDF-only reports simply have no other item),</w:t>
+      </w:r>
+    </w:p>
+    <w:p>
+      <w:pPr>
+        <w:spacing w:after="0" w:line="220"/>
+      </w:pPr>
+      <w:r>
+        <w:rPr>
+          <w:rFonts w:ascii="Consolas" w:cs="Consolas" w:eastAsia="Consolas" w:hAnsi="Consolas"/>
+          <w:sz w:val="16"/>
+          <w:szCs w:val="16"/>
+        </w:rPr>
+        <w:t xml:space="preserve">      // and the DEEPEST node so we click the item, not a wrapper holding several.</w:t>
+      </w:r>
+    </w:p>
+    <w:p>
+      <w:pPr>
+        <w:spacing w:after="0" w:line="220"/>
+      </w:pPr>
+      <w:r>
+        <w:rPr>
+          <w:rFonts w:ascii="Consolas" w:cs="Consolas" w:eastAsia="Consolas" w:hAnsi="Consolas"/>
+          <w:sz w:val="16"/>
+          <w:szCs w:val="16"/>
+        </w:rPr>
+        <w:t xml:space="preserve">      const rank = (el) =&gt; /pdf/i.test(el.textContent || '') ? 1 : 0;</w:t>
+      </w:r>
+    </w:p>
+    <w:p>
+      <w:pPr>
+        <w:spacing w:after="0" w:line="220"/>
+      </w:pPr>
+      <w:r>
+        <w:rPr>
+          <w:rFonts w:ascii="Consolas" w:cs="Consolas" w:eastAsia="Consolas" w:hAnsi="Consolas"/>
+          <w:sz w:val="16"/>
+          <w:szCs w:val="16"/>
+        </w:rPr>
+        <w:t xml:space="preserve">      const depth = (el) =&gt; { let d = 0, n = el; while (n &amp;&amp; n !== pop) { d++; n = n.parentElement; } return d; };</w:t>
+      </w:r>
+    </w:p>
+    <w:p>
+      <w:pPr>
+        <w:spacing w:after="0" w:line="220"/>
+      </w:pPr>
+      <w:r>
+        <w:rPr>
+          <w:rFonts w:ascii="Consolas" w:cs="Consolas" w:eastAsia="Consolas" w:hAnsi="Consolas"/>
+          <w:sz w:val="16"/>
+          <w:szCs w:val="16"/>
+        </w:rPr>
+        <w:t xml:space="preserve">      cands.sort((a, b) =&gt; rank(a) - rank(b) || depth(b) - depth(a));</w:t>
+      </w:r>
+    </w:p>
+    <w:p>
+      <w:pPr>
+        <w:spacing w:after="0" w:line="220"/>
+      </w:pPr>
+      <w:r>
+        <w:rPr>
+          <w:rFonts w:ascii="Consolas" w:cs="Consolas" w:eastAsia="Consolas" w:hAnsi="Consolas"/>
+          <w:sz w:val="16"/>
+          <w:szCs w:val="16"/>
+        </w:rPr>
+        <w:t xml:space="preserve">      return cands[0];</w:t>
+      </w:r>
+    </w:p>
+    <w:p>
+      <w:pPr>
+        <w:spacing w:after="0" w:line="220"/>
+      </w:pPr>
+      <w:r>
+        <w:rPr>
+          <w:rFonts w:ascii="Consolas" w:cs="Consolas" w:eastAsia="Consolas" w:hAnsi="Consolas"/>
+          <w:sz w:val="16"/>
+          <w:szCs w:val="16"/>
+        </w:rPr>
+        <w:t xml:space="preserve">    };</w:t>
+      </w:r>
+    </w:p>
+    <w:p>
+      <w:pPr>
+        <w:spacing w:after="0" w:line="220"/>
+      </w:pPr>
+      <w:r>
+        <w:rPr>
+          <w:rFonts w:ascii="Consolas" w:cs="Consolas" w:eastAsia="Consolas" w:hAnsi="Consolas"/>
+          <w:sz w:val="16"/>
+          <w:szCs w:val="16"/>
+        </w:rPr>
+        <w:t xml:space="preserve"> </w:t>
+      </w:r>
+    </w:p>
+    <w:p>
+      <w:pPr>
+        <w:spacing w:after="0" w:line="220"/>
+      </w:pPr>
+      <w:r>
+        <w:rPr>
+          <w:rFonts w:ascii="Consolas" w:cs="Consolas" w:eastAsia="Consolas" w:hAnsi="Consolas"/>
+          <w:sz w:val="16"/>
+          <w:szCs w:val="16"/>
+        </w:rPr>
         <w:t xml:space="preserve">    const findXlsAnchor = () =&gt; {</w:t>
       </w:r>
     </w:p>
@@ -20344,6 +20838,45 @@
           <w:sz w:val="16"/>
           <w:szCs w:val="16"/>
         </w:rPr>
+        <w:t xml:space="preserve">      const { pop } = menuHost();</w:t>
+      </w:r>
+    </w:p>
+    <w:p>
+      <w:pPr>
+        <w:spacing w:after="0" w:line="220"/>
+      </w:pPr>
+      <w:r>
+        <w:rPr>
+          <w:rFonts w:ascii="Consolas" w:cs="Consolas" w:eastAsia="Consolas" w:hAnsi="Consolas"/>
+          <w:sz w:val="16"/>
+          <w:szCs w:val="16"/>
+        </w:rPr>
+        <w:t xml:space="preserve">      if (pop) { const hit = findInPopup(pop); if (hit) return hit; }</w:t>
+      </w:r>
+    </w:p>
+    <w:p>
+      <w:pPr>
+        <w:spacing w:after="0" w:line="220"/>
+      </w:pPr>
+      <w:r>
+        <w:rPr>
+          <w:rFonts w:ascii="Consolas" w:cs="Consolas" w:eastAsia="Consolas" w:hAnsi="Consolas"/>
+          <w:sz w:val="16"/>
+          <w:szCs w:val="16"/>
+        </w:rPr>
+        <w:t xml:space="preserve">      // Fallbacks for layouts whose button carries no aria-owns.</w:t>
+      </w:r>
+    </w:p>
+    <w:p>
+      <w:pPr>
+        <w:spacing w:after="0" w:line="220"/>
+      </w:pPr>
+      <w:r>
+        <w:rPr>
+          <w:rFonts w:ascii="Consolas" w:cs="Consolas" w:eastAsia="Consolas" w:hAnsi="Consolas"/>
+          <w:sz w:val="16"/>
+          <w:szCs w:val="16"/>
+        </w:rPr>
         <w:t xml:space="preserve">      const combined = deepQueryAll('a, [role="menuitem"], td, div').filter(visible)</w:t>
       </w:r>
     </w:p>
@@ -20383,32 +20916,6 @@
           <w:sz w:val="16"/>
           <w:szCs w:val="16"/>
         </w:rPr>
-        <w:t xml:space="preserve">          // Legacy T&amp;A reports (e.g. Timecard w/ Supervisor Approval) label the</w:t>
-      </w:r>
-    </w:p>
-    <w:p>
-      <w:pPr>
-        <w:spacing w:after="0" w:line="220"/>
-      </w:pPr>
-      <w:r>
-        <w:rPr>
-          <w:rFonts w:ascii="Consolas" w:cs="Consolas" w:eastAsia="Consolas" w:hAnsi="Consolas"/>
-          <w:sz w:val="16"/>
-          <w:szCs w:val="16"/>
-        </w:rPr>
-        <w:t xml:space="preserve">          // menu item "Download" or "View as Excel" instead of "View as XLS".</w:t>
-      </w:r>
-    </w:p>
-    <w:p>
-      <w:pPr>
-        <w:spacing w:after="0" w:line="220"/>
-      </w:pPr>
-      <w:r>
-        <w:rPr>
-          <w:rFonts w:ascii="Consolas" w:cs="Consolas" w:eastAsia="Consolas" w:hAnsi="Consolas"/>
-          <w:sz w:val="16"/>
-          <w:szCs w:val="16"/>
-        </w:rPr>
         <w:t xml:space="preserve">          return t.length &lt; 30 &amp;&amp; /view as xls|view as excel|^download$/i.test(t);</w:t>
       </w:r>
     </w:p>
@@ -20448,58 +20955,6 @@
           <w:sz w:val="16"/>
           <w:szCs w:val="16"/>
         </w:rPr>
-        <w:t xml:space="preserve">      // PDF-only reports (e.g. Employee Lien Detail) render a "View as" HEADER</w:t>
-      </w:r>
-    </w:p>
-    <w:p>
-      <w:pPr>
-        <w:spacing w:after="0" w:line="220"/>
-      </w:pPr>
-      <w:r>
-        <w:rPr>
-          <w:rFonts w:ascii="Consolas" w:cs="Consolas" w:eastAsia="Consolas" w:hAnsi="Consolas"/>
-          <w:sz w:val="16"/>
-          <w:szCs w:val="16"/>
-        </w:rPr>
-        <w:t xml:space="preserve">      // with separate short items underneath it — "PDF" / "Query" — instead of</w:t>
-      </w:r>
-    </w:p>
-    <w:p>
-      <w:pPr>
-        <w:spacing w:after="0" w:line="220"/>
-      </w:pPr>
-      <w:r>
-        <w:rPr>
-          <w:rFonts w:ascii="Consolas" w:cs="Consolas" w:eastAsia="Consolas" w:hAnsi="Consolas"/>
-          <w:sz w:val="16"/>
-          <w:szCs w:val="16"/>
-        </w:rPr>
-        <w:t xml:space="preserve">      // one combined "View as PDF" row. Find the header, then the nearest</w:t>
-      </w:r>
-    </w:p>
-    <w:p>
-      <w:pPr>
-        <w:spacing w:after="0" w:line="220"/>
-      </w:pPr>
-      <w:r>
-        <w:rPr>
-          <w:rFonts w:ascii="Consolas" w:cs="Consolas" w:eastAsia="Consolas" w:hAnsi="Consolas"/>
-          <w:sz w:val="16"/>
-          <w:szCs w:val="16"/>
-        </w:rPr>
-        <w:t xml:space="preserve">      // short-text item under it whose own text is just the format name.</w:t>
-      </w:r>
-    </w:p>
-    <w:p>
-      <w:pPr>
-        <w:spacing w:after="0" w:line="220"/>
-      </w:pPr>
-      <w:r>
-        <w:rPr>
-          <w:rFonts w:ascii="Consolas" w:cs="Consolas" w:eastAsia="Consolas" w:hAnsi="Consolas"/>
-          <w:sz w:val="16"/>
-          <w:szCs w:val="16"/>
-        </w:rPr>
         <w:t xml:space="preserve">      const header = deepQueryAll('*').filter(visible)</w:t>
       </w:r>
     </w:p>
@@ -20747,7 +21202,59 @@
           <w:sz w:val="16"/>
           <w:szCs w:val="16"/>
         </w:rPr>
-        <w:t xml:space="preserve">          logInfo('Options menu not open yet — re-clicking the ⋯ button');</w:t>
+        <w:t xml:space="preserve">          const { expanded, pop } = menuHost();</w:t>
+      </w:r>
+    </w:p>
+    <w:p>
+      <w:pPr>
+        <w:spacing w:after="0" w:line="220"/>
+      </w:pPr>
+      <w:r>
+        <w:rPr>
+          <w:rFonts w:ascii="Consolas" w:cs="Consolas" w:eastAsia="Consolas" w:hAnsi="Consolas"/>
+          <w:sz w:val="16"/>
+          <w:szCs w:val="16"/>
+        </w:rPr>
+        <w:t xml:space="preserve">          logInfo(expanded</w:t>
+      </w:r>
+    </w:p>
+    <w:p>
+      <w:pPr>
+        <w:spacing w:after="0" w:line="220"/>
+      </w:pPr>
+      <w:r>
+        <w:rPr>
+          <w:rFonts w:ascii="Consolas" w:cs="Consolas" w:eastAsia="Consolas" w:hAnsi="Consolas"/>
+          <w:sz w:val="16"/>
+          <w:szCs w:val="16"/>
+        </w:rPr>
+        <w:t xml:space="preserve">            ? 'Menu reports itself OPEN but no format item matched yet — re-clicking anyway'</w:t>
+      </w:r>
+    </w:p>
+    <w:p>
+      <w:pPr>
+        <w:spacing w:after="0" w:line="220"/>
+      </w:pPr>
+      <w:r>
+        <w:rPr>
+          <w:rFonts w:ascii="Consolas" w:cs="Consolas" w:eastAsia="Consolas" w:hAnsi="Consolas"/>
+          <w:sz w:val="16"/>
+          <w:szCs w:val="16"/>
+        </w:rPr>
+        <w:t xml:space="preserve">            : 'Options menu is not open — re-clicking the ⋯ button');</w:t>
+      </w:r>
+    </w:p>
+    <w:p>
+      <w:pPr>
+        <w:spacing w:after="0" w:line="220"/>
+      </w:pPr>
+      <w:r>
+        <w:rPr>
+          <w:rFonts w:ascii="Consolas" w:cs="Consolas" w:eastAsia="Consolas" w:hAnsi="Consolas"/>
+          <w:sz w:val="16"/>
+          <w:szCs w:val="16"/>
+        </w:rPr>
+        <w:t xml:space="preserve">          if (pop) logInfo('  menu contents: ' + JSON.stringify((pop.innerText || '').replace(/\s+/g, ' ').trim().slice(0, 200)));</w:t>
       </w:r>
     </w:p>
     <w:p>
@@ -20825,7 +21332,111 @@
           <w:sz w:val="16"/>
           <w:szCs w:val="16"/>
         </w:rPr>
-        <w:t xml:space="preserve">    if (!anchor) throw new Error('"View as" menu item (XLS/Excel/PDF) not found (trigger still in DOM: ' + trigger.isConnected + ')');</w:t>
+        <w:t xml:space="preserve">    if (!anchor) {</w:t>
+      </w:r>
+    </w:p>
+    <w:p>
+      <w:pPr>
+        <w:spacing w:after="0" w:line="220"/>
+      </w:pPr>
+      <w:r>
+        <w:rPr>
+          <w:rFonts w:ascii="Consolas" w:cs="Consolas" w:eastAsia="Consolas" w:hAnsi="Consolas"/>
+          <w:sz w:val="16"/>
+          <w:szCs w:val="16"/>
+        </w:rPr>
+        <w:t xml:space="preserve">      // Say WHICH failure this was, and what the menu actually held — otherwise</w:t>
+      </w:r>
+    </w:p>
+    <w:p>
+      <w:pPr>
+        <w:spacing w:after="0" w:line="220"/>
+      </w:pPr>
+      <w:r>
+        <w:rPr>
+          <w:rFonts w:ascii="Consolas" w:cs="Consolas" w:eastAsia="Consolas" w:hAnsi="Consolas"/>
+          <w:sz w:val="16"/>
+          <w:szCs w:val="16"/>
+        </w:rPr>
+        <w:t xml:space="preserve">      // the next debugging round starts from zero again.</w:t>
+      </w:r>
+    </w:p>
+    <w:p>
+      <w:pPr>
+        <w:spacing w:after="0" w:line="220"/>
+      </w:pPr>
+      <w:r>
+        <w:rPr>
+          <w:rFonts w:ascii="Consolas" w:cs="Consolas" w:eastAsia="Consolas" w:hAnsi="Consolas"/>
+          <w:sz w:val="16"/>
+          <w:szCs w:val="16"/>
+        </w:rPr>
+        <w:t xml:space="preserve">      const { expanded, pop } = menuHost();</w:t>
+      </w:r>
+    </w:p>
+    <w:p>
+      <w:pPr>
+        <w:spacing w:after="0" w:line="220"/>
+      </w:pPr>
+      <w:r>
+        <w:rPr>
+          <w:rFonts w:ascii="Consolas" w:cs="Consolas" w:eastAsia="Consolas" w:hAnsi="Consolas"/>
+          <w:sz w:val="16"/>
+          <w:szCs w:val="16"/>
+        </w:rPr>
+        <w:t xml:space="preserve">      throw new Error('"View as" item not found — menu ' + (expanded ? 'WAS open' : 'never opened') +</w:t>
+      </w:r>
+    </w:p>
+    <w:p>
+      <w:pPr>
+        <w:spacing w:after="0" w:line="220"/>
+      </w:pPr>
+      <w:r>
+        <w:rPr>
+          <w:rFonts w:ascii="Consolas" w:cs="Consolas" w:eastAsia="Consolas" w:hAnsi="Consolas"/>
+          <w:sz w:val="16"/>
+          <w:szCs w:val="16"/>
+        </w:rPr>
+        <w:t xml:space="preserve">        (pop ? ', contents: ' + JSON.stringify((pop.innerText || '').replace(/\s+/g, ' ').trim().slice(0, 200))</w:t>
+      </w:r>
+    </w:p>
+    <w:p>
+      <w:pPr>
+        <w:spacing w:after="0" w:line="220"/>
+      </w:pPr>
+      <w:r>
+        <w:rPr>
+          <w:rFonts w:ascii="Consolas" w:cs="Consolas" w:eastAsia="Consolas" w:hAnsi="Consolas"/>
+          <w:sz w:val="16"/>
+          <w:szCs w:val="16"/>
+        </w:rPr>
+        <w:t xml:space="preserve">             : ', popup element not locatable') +</w:t>
+      </w:r>
+    </w:p>
+    <w:p>
+      <w:pPr>
+        <w:spacing w:after="0" w:line="220"/>
+      </w:pPr>
+      <w:r>
+        <w:rPr>
+          <w:rFonts w:ascii="Consolas" w:cs="Consolas" w:eastAsia="Consolas" w:hAnsi="Consolas"/>
+          <w:sz w:val="16"/>
+          <w:szCs w:val="16"/>
+        </w:rPr>
+        <w:t xml:space="preserve">        ' (trigger still in DOM: ' + trigger.isConnected + ')');</w:t>
+      </w:r>
+    </w:p>
+    <w:p>
+      <w:pPr>
+        <w:spacing w:after="0" w:line="220"/>
+      </w:pPr>
+      <w:r>
+        <w:rPr>
+          <w:rFonts w:ascii="Consolas" w:cs="Consolas" w:eastAsia="Consolas" w:hAnsi="Consolas"/>
+          <w:sz w:val="16"/>
+          <w:szCs w:val="16"/>
+        </w:rPr>
+        <w:t xml:space="preserve">    }</w:t>
       </w:r>
     </w:p>
     <w:p>
@@ -23373,6 +23984,19 @@
           <w:sz w:val="16"/>
           <w:szCs w:val="16"/>
         </w:rPr>
+        <w:t xml:space="preserve">          lastSaveOk = false;</w:t>
+      </w:r>
+    </w:p>
+    <w:p>
+      <w:pPr>
+        <w:spacing w:after="0" w:line="220"/>
+      </w:pPr>
+      <w:r>
+        <w:rPr>
+          <w:rFonts w:ascii="Consolas" w:cs="Consolas" w:eastAsia="Consolas" w:hAnsi="Consolas"/>
+          <w:sz w:val="16"/>
+          <w:szCs w:val="16"/>
+        </w:rPr>
         <w:t xml:space="preserve">          try {</w:t>
       </w:r>
     </w:p>
@@ -23438,6 +24062,19 @@
           <w:sz w:val="16"/>
           <w:szCs w:val="16"/>
         </w:rPr>
+        <w:t xml:space="preserve">            lastSaveOk = !!(res &amp;&amp; res.ok);</w:t>
+      </w:r>
+    </w:p>
+    <w:p>
+      <w:pPr>
+        <w:spacing w:after="0" w:line="220"/>
+      </w:pPr>
+      <w:r>
+        <w:rPr>
+          <w:rFonts w:ascii="Consolas" w:cs="Consolas" w:eastAsia="Consolas" w:hAnsi="Consolas"/>
+          <w:sz w:val="16"/>
+          <w:szCs w:val="16"/>
+        </w:rPr>
         <w:t xml:space="preserve">            return true;</w:t>
       </w:r>
     </w:p>
@@ -24192,6 +24829,19 @@
           <w:sz w:val="16"/>
           <w:szCs w:val="16"/>
         </w:rPr>
+        <w:t xml:space="preserve">          lastSaveOk = false;</w:t>
+      </w:r>
+    </w:p>
+    <w:p>
+      <w:pPr>
+        <w:spacing w:after="0" w:line="220"/>
+      </w:pPr>
+      <w:r>
+        <w:rPr>
+          <w:rFonts w:ascii="Consolas" w:cs="Consolas" w:eastAsia="Consolas" w:hAnsi="Consolas"/>
+          <w:sz w:val="16"/>
+          <w:szCs w:val="16"/>
+        </w:rPr>
         <w:t xml:space="preserve">          try {</w:t>
       </w:r>
     </w:p>
@@ -24231,6 +24881,19 @@
           <w:sz w:val="16"/>
           <w:szCs w:val="16"/>
         </w:rPr>
+        <w:t xml:space="preserve">            lastSaveOk = !!(res &amp;&amp; res.ok);</w:t>
+      </w:r>
+    </w:p>
+    <w:p>
+      <w:pPr>
+        <w:spacing w:after="0" w:line="220"/>
+      </w:pPr>
+      <w:r>
+        <w:rPr>
+          <w:rFonts w:ascii="Consolas" w:cs="Consolas" w:eastAsia="Consolas" w:hAnsi="Consolas"/>
+          <w:sz w:val="16"/>
+          <w:szCs w:val="16"/>
+        </w:rPr>
         <w:t xml:space="preserve">            return true;</w:t>
       </w:r>
     </w:p>
@@ -24855,7 +25518,20 @@
           <w:sz w:val="16"/>
           <w:szCs w:val="16"/>
         </w:rPr>
-        <w:t xml:space="preserve">          logSuccess(year + ' complete');</w:t>
+        <w:t xml:space="preserve">          if (lastSaveOk) logSuccess(year + ' complete');</w:t>
+      </w:r>
+    </w:p>
+    <w:p>
+      <w:pPr>
+        <w:spacing w:after="0" w:line="220"/>
+      </w:pPr>
+      <w:r>
+        <w:rPr>
+          <w:rFonts w:ascii="Consolas" w:cs="Consolas" w:eastAsia="Consolas" w:hAnsi="Consolas"/>
+          <w:sz w:val="16"/>
+          <w:szCs w:val="16"/>
+        </w:rPr>
+        <w:t xml:space="preserve">          else logWarn(year + ' RAN but the file was not saved under our name — download it from Reports Output');</w:t>
       </w:r>
     </w:p>
     <w:p>
@@ -25687,7 +26363,20 @@
           <w:sz w:val="16"/>
           <w:szCs w:val="16"/>
         </w:rPr>
-        <w:t xml:space="preserve">          logSuccess(reportName + ' complete');</w:t>
+        <w:t xml:space="preserve">          if (lastSaveOk) logSuccess(reportName + ' complete');</w:t>
+      </w:r>
+    </w:p>
+    <w:p>
+      <w:pPr>
+        <w:spacing w:after="0" w:line="220"/>
+      </w:pPr>
+      <w:r>
+        <w:rPr>
+          <w:rFonts w:ascii="Consolas" w:cs="Consolas" w:eastAsia="Consolas" w:hAnsi="Consolas"/>
+          <w:sz w:val="16"/>
+          <w:szCs w:val="16"/>
+        </w:rPr>
+        <w:t xml:space="preserve">          else logWarn(reportName + ' RAN but the file was not saved under our name — download it from Reports Output');</w:t>
       </w:r>
     </w:p>
     <w:p>
@@ -28079,6 +28768,19 @@
           <w:sz w:val="16"/>
           <w:szCs w:val="16"/>
         </w:rPr>
+        <w:t xml:space="preserve">          lastSaveOk = false;</w:t>
+      </w:r>
+    </w:p>
+    <w:p>
+      <w:pPr>
+        <w:spacing w:after="0" w:line="220"/>
+      </w:pPr>
+      <w:r>
+        <w:rPr>
+          <w:rFonts w:ascii="Consolas" w:cs="Consolas" w:eastAsia="Consolas" w:hAnsi="Consolas"/>
+          <w:sz w:val="16"/>
+          <w:szCs w:val="16"/>
+        </w:rPr>
         <w:t xml:space="preserve">          try {</w:t>
       </w:r>
     </w:p>
@@ -28118,6 +28820,19 @@
           <w:sz w:val="16"/>
           <w:szCs w:val="16"/>
         </w:rPr>
+        <w:t xml:space="preserve">            lastSaveOk = !!(res &amp;&amp; res.ok);</w:t>
+      </w:r>
+    </w:p>
+    <w:p>
+      <w:pPr>
+        <w:spacing w:after="0" w:line="220"/>
+      </w:pPr>
+      <w:r>
+        <w:rPr>
+          <w:rFonts w:ascii="Consolas" w:cs="Consolas" w:eastAsia="Consolas" w:hAnsi="Consolas"/>
+          <w:sz w:val="16"/>
+          <w:szCs w:val="16"/>
+        </w:rPr>
         <w:t xml:space="preserve">            return true;</w:t>
       </w:r>
     </w:p>
@@ -28703,7 +29418,20 @@
           <w:sz w:val="16"/>
           <w:szCs w:val="16"/>
         </w:rPr>
-        <w:t xml:space="preserve">          logSuccess(reportName + ' complete');</w:t>
+        <w:t xml:space="preserve">          if (lastSaveOk) logSuccess(reportName + ' complete');</w:t>
+      </w:r>
+    </w:p>
+    <w:p>
+      <w:pPr>
+        <w:spacing w:after="0" w:line="220"/>
+      </w:pPr>
+      <w:r>
+        <w:rPr>
+          <w:rFonts w:ascii="Consolas" w:cs="Consolas" w:eastAsia="Consolas" w:hAnsi="Consolas"/>
+          <w:sz w:val="16"/>
+          <w:szCs w:val="16"/>
+        </w:rPr>
+        <w:t xml:space="preserve">          else logWarn(reportName + ' RAN but the file was not saved under our name — download it from Reports Output');</w:t>
       </w:r>
     </w:p>
     <w:p>
@@ -29418,6 +30146,19 @@
           <w:sz w:val="16"/>
           <w:szCs w:val="16"/>
         </w:rPr>
+        <w:t xml:space="preserve"> </w:t>
+      </w:r>
+    </w:p>
+    <w:p>
+      <w:pPr>
+        <w:spacing w:after="0" w:line="220"/>
+      </w:pPr>
+      <w:r>
+        <w:rPr>
+          <w:rFonts w:ascii="Consolas" w:cs="Consolas" w:eastAsia="Consolas" w:hAnsi="Consolas"/>
+          <w:sz w:val="16"/>
+          <w:szCs w:val="16"/>
+        </w:rPr>
         <w:t xml:space="preserve">  function detectClientName() {</w:t>
       </w:r>
     </w:p>
@@ -38037,6 +38778,19 @@
           <w:sz w:val="16"/>
           <w:szCs w:val="16"/>
         </w:rPr>
+        <w:t xml:space="preserve">          lastSaveOk = false;</w:t>
+      </w:r>
+    </w:p>
+    <w:p>
+      <w:pPr>
+        <w:spacing w:after="0" w:line="220"/>
+      </w:pPr>
+      <w:r>
+        <w:rPr>
+          <w:rFonts w:ascii="Consolas" w:cs="Consolas" w:eastAsia="Consolas" w:hAnsi="Consolas"/>
+          <w:sz w:val="16"/>
+          <w:szCs w:val="16"/>
+        </w:rPr>
         <w:t xml:space="preserve">          try {</w:t>
       </w:r>
     </w:p>
@@ -38076,6 +38830,19 @@
           <w:sz w:val="16"/>
           <w:szCs w:val="16"/>
         </w:rPr>
+        <w:t xml:space="preserve">            lastSaveOk = !!(res &amp;&amp; res.ok);</w:t>
+      </w:r>
+    </w:p>
+    <w:p>
+      <w:pPr>
+        <w:spacing w:after="0" w:line="220"/>
+      </w:pPr>
+      <w:r>
+        <w:rPr>
+          <w:rFonts w:ascii="Consolas" w:cs="Consolas" w:eastAsia="Consolas" w:hAnsi="Consolas"/>
+          <w:sz w:val="16"/>
+          <w:szCs w:val="16"/>
+        </w:rPr>
         <w:t xml:space="preserve">            return true;</w:t>
       </w:r>
     </w:p>
@@ -38336,6 +39103,19 @@
           <w:sz w:val="16"/>
           <w:szCs w:val="16"/>
         </w:rPr>
+        <w:t xml:space="preserve">    let saved = 0;</w:t>
+      </w:r>
+    </w:p>
+    <w:p>
+      <w:pPr>
+        <w:spacing w:after="0" w:line="220"/>
+      </w:pPr>
+      <w:r>
+        <w:rPr>
+          <w:rFonts w:ascii="Consolas" w:cs="Consolas" w:eastAsia="Consolas" w:hAnsi="Consolas"/>
+          <w:sz w:val="16"/>
+          <w:szCs w:val="16"/>
+        </w:rPr>
         <w:t xml:space="preserve">    try {</w:t>
       </w:r>
     </w:p>
@@ -38401,7 +39181,20 @@
           <w:sz w:val="16"/>
           <w:szCs w:val="16"/>
         </w:rPr>
-        <w:t xml:space="preserve">        logSuccess(LIEN_REPORT + ' (' + asOf.label + ') downloaded');</w:t>
+        <w:t xml:space="preserve">        if (lastSaveOk) { logSuccess(LIEN_REPORT + ' (' + asOf.label + ') downloaded'); saved++; }</w:t>
+      </w:r>
+    </w:p>
+    <w:p>
+      <w:pPr>
+        <w:spacing w:after="0" w:line="220"/>
+      </w:pPr>
+      <w:r>
+        <w:rPr>
+          <w:rFonts w:ascii="Consolas" w:cs="Consolas" w:eastAsia="Consolas" w:hAnsi="Consolas"/>
+          <w:sz w:val="16"/>
+          <w:szCs w:val="16"/>
+        </w:rPr>
+        <w:t xml:space="preserve">        else logWarn(LIEN_REPORT + ' (' + asOf.label + ') RAN but was not saved under our name — download it from Reports Output');</w:t>
       </w:r>
     </w:p>
     <w:p>
@@ -38427,20 +39220,59 @@
           <w:sz w:val="16"/>
           <w:szCs w:val="16"/>
         </w:rPr>
-        <w:t xml:space="preserve">      setStatus(LIEN_REPORT + ' downloaded ✓ (' + dates.map(d =&gt; d.label).join(', ') + ')');</w:t>
-      </w:r>
-    </w:p>
-    <w:p>
-      <w:pPr>
-        <w:spacing w:after="0" w:line="220"/>
-      </w:pPr>
-      <w:r>
-        <w:rPr>
-          <w:rFonts w:ascii="Consolas" w:cs="Consolas" w:eastAsia="Consolas" w:hAnsi="Consolas"/>
-          <w:sz w:val="16"/>
-          <w:szCs w:val="16"/>
-        </w:rPr>
-        <w:t xml:space="preserve">      logSuccess('=== ' + LIEN_REPORT + ' complete ===');</w:t>
+        <w:t xml:space="preserve">      setStatus(saved === dates.length</w:t>
+      </w:r>
+    </w:p>
+    <w:p>
+      <w:pPr>
+        <w:spacing w:after="0" w:line="220"/>
+      </w:pPr>
+      <w:r>
+        <w:rPr>
+          <w:rFonts w:ascii="Consolas" w:cs="Consolas" w:eastAsia="Consolas" w:hAnsi="Consolas"/>
+          <w:sz w:val="16"/>
+          <w:szCs w:val="16"/>
+        </w:rPr>
+        <w:t xml:space="preserve">        ? LIEN_REPORT + ' downloaded ✓ (' + dates.map(d =&gt; d.label).join(', ') + ')'</w:t>
+      </w:r>
+    </w:p>
+    <w:p>
+      <w:pPr>
+        <w:spacing w:after="0" w:line="220"/>
+      </w:pPr>
+      <w:r>
+        <w:rPr>
+          <w:rFonts w:ascii="Consolas" w:cs="Consolas" w:eastAsia="Consolas" w:hAnsi="Consolas"/>
+          <w:sz w:val="16"/>
+          <w:szCs w:val="16"/>
+        </w:rPr>
+        <w:t xml:space="preserve">        : LIEN_REPORT + ': ' + saved + '/' + dates.length + ' saved — see log');</w:t>
+      </w:r>
+    </w:p>
+    <w:p>
+      <w:pPr>
+        <w:spacing w:after="0" w:line="220"/>
+      </w:pPr>
+      <w:r>
+        <w:rPr>
+          <w:rFonts w:ascii="Consolas" w:cs="Consolas" w:eastAsia="Consolas" w:hAnsi="Consolas"/>
+          <w:sz w:val="16"/>
+          <w:szCs w:val="16"/>
+        </w:rPr>
+        <w:t xml:space="preserve">      if (saved === dates.length) logSuccess('=== ' + LIEN_REPORT + ' complete ===');</w:t>
+      </w:r>
+    </w:p>
+    <w:p>
+      <w:pPr>
+        <w:spacing w:after="0" w:line="220"/>
+      </w:pPr>
+      <w:r>
+        <w:rPr>
+          <w:rFonts w:ascii="Consolas" w:cs="Consolas" w:eastAsia="Consolas" w:hAnsi="Consolas"/>
+          <w:sz w:val="16"/>
+          <w:szCs w:val="16"/>
+        </w:rPr>
+        <w:t xml:space="preserve">      else logWarn('=== ' + LIEN_REPORT + ' finished with ' + (dates.length - saved) + ' file(s) NOT saved ===');</w:t>
       </w:r>
     </w:p>
     <w:p>

--- a/distribution-docs/ADP Historical Data Bot.docx
+++ b/distribution-docs/ADP Historical Data Bot.docx
@@ -64,7 +64,7 @@
           <w:sz w:val="16"/>
           <w:szCs w:val="16"/>
         </w:rPr>
-        <w:t xml:space="preserve">// @version      1.11.0</w:t>
+        <w:t xml:space="preserve">// @version      1.11.1</w:t>
       </w:r>
     </w:p>
     <w:p>
@@ -21618,6 +21618,149 @@
           <w:sz w:val="16"/>
           <w:szCs w:val="16"/>
         </w:rPr>
+        <w:t xml:space="preserve">    // The menu item is a Dojo widget, same as the ⋯ button: its handler runs on</w:t>
+      </w:r>
+    </w:p>
+    <w:p>
+      <w:pPr>
+        <w:spacing w:after="0" w:line="220"/>
+      </w:pPr>
+      <w:r>
+        <w:rPr>
+          <w:rFonts w:ascii="Consolas" w:cs="Consolas" w:eastAsia="Consolas" w:hAnsi="Consolas"/>
+          <w:sz w:val="16"/>
+          <w:szCs w:val="16"/>
+        </w:rPr>
+        <w:t xml:space="preserve">    // MOUSEDOWN, so a bare .click() never reaches it. Click the nearest real</w:t>
+      </w:r>
+    </w:p>
+    <w:p>
+      <w:pPr>
+        <w:spacing w:after="0" w:line="220"/>
+      </w:pPr>
+      <w:r>
+        <w:rPr>
+          <w:rFonts w:ascii="Consolas" w:cs="Consolas" w:eastAsia="Consolas" w:hAnsi="Consolas"/>
+          <w:sz w:val="16"/>
+          <w:szCs w:val="16"/>
+        </w:rPr>
+        <w:t xml:space="preserve">    // control (the matched node can be an inner &lt;span&gt;) with the full pointer</w:t>
+      </w:r>
+    </w:p>
+    <w:p>
+      <w:pPr>
+        <w:spacing w:after="0" w:line="220"/>
+      </w:pPr>
+      <w:r>
+        <w:rPr>
+          <w:rFonts w:ascii="Consolas" w:cs="Consolas" w:eastAsia="Consolas" w:hAnsi="Consolas"/>
+          <w:sz w:val="16"/>
+          <w:szCs w:val="16"/>
+        </w:rPr>
+        <w:t xml:space="preserve">    // sequence. Observed live on Employee Lien Detail: the item was found but</w:t>
+      </w:r>
+    </w:p>
+    <w:p>
+      <w:pPr>
+        <w:spacing w:after="0" w:line="220"/>
+      </w:pPr>
+      <w:r>
+        <w:rPr>
+          <w:rFonts w:ascii="Consolas" w:cs="Consolas" w:eastAsia="Consolas" w:hAnsi="Consolas"/>
+          <w:sz w:val="16"/>
+          <w:szCs w:val="16"/>
+        </w:rPr>
+        <w:t xml:space="preserve">    // nothing happened, and the sniffer captured no URL at all.</w:t>
+      </w:r>
+    </w:p>
+    <w:p>
+      <w:pPr>
+        <w:spacing w:after="0" w:line="220"/>
+      </w:pPr>
+      <w:r>
+        <w:rPr>
+          <w:rFonts w:ascii="Consolas" w:cs="Consolas" w:eastAsia="Consolas" w:hAnsi="Consolas"/>
+          <w:sz w:val="16"/>
+          <w:szCs w:val="16"/>
+        </w:rPr>
+        <w:t xml:space="preserve">    const clickTarget = (anchor.closest &amp;&amp; (anchor.closest('a[href]') ||</w:t>
+      </w:r>
+    </w:p>
+    <w:p>
+      <w:pPr>
+        <w:spacing w:after="0" w:line="220"/>
+      </w:pPr>
+      <w:r>
+        <w:rPr>
+          <w:rFonts w:ascii="Consolas" w:cs="Consolas" w:eastAsia="Consolas" w:hAnsi="Consolas"/>
+          <w:sz w:val="16"/>
+          <w:szCs w:val="16"/>
+        </w:rPr>
+        <w:t xml:space="preserve">      anchor.closest('a, [role="menuitem"], button, li'))) || anchor;</w:t>
+      </w:r>
+    </w:p>
+    <w:p>
+      <w:pPr>
+        <w:spacing w:after="0" w:line="220"/>
+      </w:pPr>
+      <w:r>
+        <w:rPr>
+          <w:rFonts w:ascii="Consolas" w:cs="Consolas" w:eastAsia="Consolas" w:hAnsi="Consolas"/>
+          <w:sz w:val="16"/>
+          <w:szCs w:val="16"/>
+        </w:rPr>
+        <w:t xml:space="preserve">    const directHref = (clickTarget.getAttribute &amp;&amp; clickTarget.getAttribute('href')) || '';</w:t>
+      </w:r>
+    </w:p>
+    <w:p>
+      <w:pPr>
+        <w:spacing w:after="0" w:line="220"/>
+      </w:pPr>
+      <w:r>
+        <w:rPr>
+          <w:rFonts w:ascii="Consolas" w:cs="Consolas" w:eastAsia="Consolas" w:hAnsi="Consolas"/>
+          <w:sz w:val="16"/>
+          <w:szCs w:val="16"/>
+        </w:rPr>
+        <w:t xml:space="preserve">    logInfo('Clicking "' + (anchor.textContent || '').trim() + '" — &lt;' +</w:t>
+      </w:r>
+    </w:p>
+    <w:p>
+      <w:pPr>
+        <w:spacing w:after="0" w:line="220"/>
+      </w:pPr>
+      <w:r>
+        <w:rPr>
+          <w:rFonts w:ascii="Consolas" w:cs="Consolas" w:eastAsia="Consolas" w:hAnsi="Consolas"/>
+          <w:sz w:val="16"/>
+          <w:szCs w:val="16"/>
+        </w:rPr>
+        <w:t xml:space="preserve">      clickTarget.tagName.toLowerCase() + '&gt;' + (directHref ? ' href=' + directHref : ' (no href)'));</w:t>
+      </w:r>
+    </w:p>
+    <w:p>
+      <w:pPr>
+        <w:spacing w:after="0" w:line="220"/>
+      </w:pPr>
+      <w:r>
+        <w:rPr>
+          <w:rFonts w:ascii="Consolas" w:cs="Consolas" w:eastAsia="Consolas" w:hAnsi="Consolas"/>
+          <w:sz w:val="16"/>
+          <w:szCs w:val="16"/>
+        </w:rPr>
+        <w:t xml:space="preserve"> </w:t>
+      </w:r>
+    </w:p>
+    <w:p>
+      <w:pPr>
+        <w:spacing w:after="0" w:line="220"/>
+      </w:pPr>
+      <w:r>
+        <w:rPr>
+          <w:rFonts w:ascii="Consolas" w:cs="Consolas" w:eastAsia="Consolas" w:hAnsi="Consolas"/>
+          <w:sz w:val="16"/>
+          <w:szCs w:val="16"/>
+        </w:rPr>
         <w:t xml:space="preserve">    let url = '';</w:t>
       </w:r>
     </w:p>
@@ -21644,20 +21787,72 @@
           <w:sz w:val="16"/>
           <w:szCs w:val="16"/>
         </w:rPr>
-        <w:t xml:space="preserve">      clickEl(anchor);</w:t>
-      </w:r>
-    </w:p>
-    <w:p>
-      <w:pPr>
-        <w:spacing w:after="0" w:line="220"/>
-      </w:pPr>
-      <w:r>
-        <w:rPr>
-          <w:rFonts w:ascii="Consolas" w:cs="Consolas" w:eastAsia="Consolas" w:hAnsi="Consolas"/>
-          <w:sz w:val="16"/>
-          <w:szCs w:val="16"/>
-        </w:rPr>
-        <w:t xml:space="preserve">      try { anchor.dispatchEvent(new Event('dijitclick', { bubbles: true, cancelable: true })); } catch (_) { }</w:t>
+        <w:t xml:space="preserve">      // NOT clickRevit: that re-targets to the nearest .revitButton ancestor,</w:t>
+      </w:r>
+    </w:p>
+    <w:p>
+      <w:pPr>
+        <w:spacing w:after="0" w:line="220"/>
+      </w:pPr>
+      <w:r>
+        <w:rPr>
+          <w:rFonts w:ascii="Consolas" w:cs="Consolas" w:eastAsia="Consolas" w:hAnsi="Consolas"/>
+          <w:sz w:val="16"/>
+          <w:szCs w:val="16"/>
+        </w:rPr>
+        <w:t xml:space="preserve">      // which for a menu item can land outside the item.</w:t>
+      </w:r>
+    </w:p>
+    <w:p>
+      <w:pPr>
+        <w:spacing w:after="0" w:line="220"/>
+      </w:pPr>
+      <w:r>
+        <w:rPr>
+          <w:rFonts w:ascii="Consolas" w:cs="Consolas" w:eastAsia="Consolas" w:hAnsi="Consolas"/>
+          <w:sz w:val="16"/>
+          <w:szCs w:val="16"/>
+        </w:rPr>
+        <w:t xml:space="preserve">      try { clickTarget.scrollIntoView({ behavior: 'instant', block: 'center' }); } catch (_) { }</w:t>
+      </w:r>
+    </w:p>
+    <w:p>
+      <w:pPr>
+        <w:spacing w:after="0" w:line="220"/>
+      </w:pPr>
+      <w:r>
+        <w:rPr>
+          <w:rFonts w:ascii="Consolas" w:cs="Consolas" w:eastAsia="Consolas" w:hAnsi="Consolas"/>
+          <w:sz w:val="16"/>
+          <w:szCs w:val="16"/>
+        </w:rPr>
+        <w:t xml:space="preserve">      mouseSeq(clickTarget);            // pointer/mouse sequence (Dojo needs mousedown)</w:t>
+      </w:r>
+    </w:p>
+    <w:p>
+      <w:pPr>
+        <w:spacing w:after="0" w:line="220"/>
+      </w:pPr>
+      <w:r>
+        <w:rPr>
+          <w:rFonts w:ascii="Consolas" w:cs="Consolas" w:eastAsia="Consolas" w:hAnsi="Consolas"/>
+          <w:sz w:val="16"/>
+          <w:szCs w:val="16"/>
+        </w:rPr>
+        <w:t xml:space="preserve">      clickEl(clickTarget);             // plain click too, for ordinary anchors</w:t>
+      </w:r>
+    </w:p>
+    <w:p>
+      <w:pPr>
+        <w:spacing w:after="0" w:line="220"/>
+      </w:pPr>
+      <w:r>
+        <w:rPr>
+          <w:rFonts w:ascii="Consolas" w:cs="Consolas" w:eastAsia="Consolas" w:hAnsi="Consolas"/>
+          <w:sz w:val="16"/>
+          <w:szCs w:val="16"/>
+        </w:rPr>
+        <w:t xml:space="preserve">      try { clickTarget.dispatchEvent(new Event('dijitclick', { bubbles: true, cancelable: true })); } catch (_) { }</w:t>
       </w:r>
     </w:p>
     <w:p>
@@ -21839,6 +22034,97 @@
           <w:sz w:val="16"/>
           <w:szCs w:val="16"/>
         </w:rPr>
+        <w:t xml:space="preserve">    // A plain &lt;a href&gt; navigation calls none of the APIs the sniffer hooks</w:t>
+      </w:r>
+    </w:p>
+    <w:p>
+      <w:pPr>
+        <w:spacing w:after="0" w:line="220"/>
+      </w:pPr>
+      <w:r>
+        <w:rPr>
+          <w:rFonts w:ascii="Consolas" w:cs="Consolas" w:eastAsia="Consolas" w:hAnsi="Consolas"/>
+          <w:sz w:val="16"/>
+          <w:szCs w:val="16"/>
+        </w:rPr>
+        <w:t xml:space="preserve">    // (open/fetch/XHR/submit), so "nothing captured" does NOT mean "no URL" —</w:t>
+      </w:r>
+    </w:p>
+    <w:p>
+      <w:pPr>
+        <w:spacing w:after="0" w:line="220"/>
+      </w:pPr>
+      <w:r>
+        <w:rPr>
+          <w:rFonts w:ascii="Consolas" w:cs="Consolas" w:eastAsia="Consolas" w:hAnsi="Consolas"/>
+          <w:sz w:val="16"/>
+          <w:szCs w:val="16"/>
+        </w:rPr>
+        <w:t xml:space="preserve">    // the item may simply carry the link itself.</w:t>
+      </w:r>
+    </w:p>
+    <w:p>
+      <w:pPr>
+        <w:spacing w:after="0" w:line="220"/>
+      </w:pPr>
+      <w:r>
+        <w:rPr>
+          <w:rFonts w:ascii="Consolas" w:cs="Consolas" w:eastAsia="Consolas" w:hAnsi="Consolas"/>
+          <w:sz w:val="16"/>
+          <w:szCs w:val="16"/>
+        </w:rPr>
+        <w:t xml:space="preserve">    if (!url &amp;&amp; directHref &amp;&amp; !/^#|^javascript:/i.test(directHref)) {</w:t>
+      </w:r>
+    </w:p>
+    <w:p>
+      <w:pPr>
+        <w:spacing w:after="0" w:line="220"/>
+      </w:pPr>
+      <w:r>
+        <w:rPr>
+          <w:rFonts w:ascii="Consolas" w:cs="Consolas" w:eastAsia="Consolas" w:hAnsi="Consolas"/>
+          <w:sz w:val="16"/>
+          <w:szCs w:val="16"/>
+        </w:rPr>
+        <w:t xml:space="preserve">      url = directHref;</w:t>
+      </w:r>
+    </w:p>
+    <w:p>
+      <w:pPr>
+        <w:spacing w:after="0" w:line="220"/>
+      </w:pPr>
+      <w:r>
+        <w:rPr>
+          <w:rFonts w:ascii="Consolas" w:cs="Consolas" w:eastAsia="Consolas" w:hAnsi="Consolas"/>
+          <w:sz w:val="16"/>
+          <w:szCs w:val="16"/>
+        </w:rPr>
+        <w:t xml:space="preserve">      logInfo('Sniffer saw nothing — using the menu item\'s own href');</w:t>
+      </w:r>
+    </w:p>
+    <w:p>
+      <w:pPr>
+        <w:spacing w:after="0" w:line="220"/>
+      </w:pPr>
+      <w:r>
+        <w:rPr>
+          <w:rFonts w:ascii="Consolas" w:cs="Consolas" w:eastAsia="Consolas" w:hAnsi="Consolas"/>
+          <w:sz w:val="16"/>
+          <w:szCs w:val="16"/>
+        </w:rPr>
+        <w:t xml:space="preserve">    }</w:t>
+      </w:r>
+    </w:p>
+    <w:p>
+      <w:pPr>
+        <w:spacing w:after="0" w:line="220"/>
+      </w:pPr>
+      <w:r>
+        <w:rPr>
+          <w:rFonts w:ascii="Consolas" w:cs="Consolas" w:eastAsia="Consolas" w:hAnsi="Consolas"/>
+          <w:sz w:val="16"/>
+          <w:szCs w:val="16"/>
+        </w:rPr>
         <w:t xml:space="preserve">    if (!url) {</w:t>
       </w:r>
     </w:p>
@@ -21853,6 +22139,45 @@
           <w:szCs w:val="16"/>
         </w:rPr>
         <w:t xml:space="preserve">      logWarn(label + ': could not capture the file URL — the file keeps ADP\'s default name');</w:t>
+      </w:r>
+    </w:p>
+    <w:p>
+      <w:pPr>
+        <w:spacing w:after="0" w:line="220"/>
+      </w:pPr>
+      <w:r>
+        <w:rPr>
+          <w:rFonts w:ascii="Consolas" w:cs="Consolas" w:eastAsia="Consolas" w:hAnsi="Consolas"/>
+          <w:sz w:val="16"/>
+          <w:szCs w:val="16"/>
+        </w:rPr>
+        <w:t xml:space="preserve">      logInfo('  clicked &lt;' + clickTarget.tagName.toLowerCase() + '&gt; "' +</w:t>
+      </w:r>
+    </w:p>
+    <w:p>
+      <w:pPr>
+        <w:spacing w:after="0" w:line="220"/>
+      </w:pPr>
+      <w:r>
+        <w:rPr>
+          <w:rFonts w:ascii="Consolas" w:cs="Consolas" w:eastAsia="Consolas" w:hAnsi="Consolas"/>
+          <w:sz w:val="16"/>
+          <w:szCs w:val="16"/>
+        </w:rPr>
+        <w:t xml:space="preserve">        (clickTarget.textContent || '').replace(/\s+/g, ' ').trim().slice(0, 40) +</w:t>
+      </w:r>
+    </w:p>
+    <w:p>
+      <w:pPr>
+        <w:spacing w:after="0" w:line="220"/>
+      </w:pPr>
+      <w:r>
+        <w:rPr>
+          <w:rFonts w:ascii="Consolas" w:cs="Consolas" w:eastAsia="Consolas" w:hAnsi="Consolas"/>
+          <w:sz w:val="16"/>
+          <w:szCs w:val="16"/>
+        </w:rPr>
+        <w:t xml:space="preserve">        '"; nothing was requested afterwards (no open/fetch/XHR/form, no href)');</w:t>
       </w:r>
     </w:p>
     <w:p>

--- a/distribution-docs/ADP Historical Data Bot.docx
+++ b/distribution-docs/ADP Historical Data Bot.docx
@@ -64,7 +64,7 @@
           <w:sz w:val="16"/>
           <w:szCs w:val="16"/>
         </w:rPr>
-        <w:t xml:space="preserve">// @version      1.11.1</w:t>
+        <w:t xml:space="preserve">// @version      1.11.2</w:t>
       </w:r>
     </w:p>
     <w:p>
@@ -20474,6 +20474,84 @@
           <w:sz w:val="16"/>
           <w:szCs w:val="16"/>
         </w:rPr>
+        <w:t xml:space="preserve">    // Look the popup up in the TRIGGER's document, not `document`: the whole</w:t>
+      </w:r>
+    </w:p>
+    <w:p>
+      <w:pPr>
+        <w:spacing w:after="0" w:line="220"/>
+      </w:pPr>
+      <w:r>
+        <w:rPr>
+          <w:rFonts w:ascii="Consolas" w:cs="Consolas" w:eastAsia="Consolas" w:hAnsi="Consolas"/>
+          <w:sz w:val="16"/>
+          <w:szCs w:val="16"/>
+        </w:rPr>
+        <w:t xml:space="preserve">    // Reports Output grid lives inside the same-origin &lt;iframe id="adprIframe"&gt;</w:t>
+      </w:r>
+    </w:p>
+    <w:p>
+      <w:pPr>
+        <w:spacing w:after="0" w:line="220"/>
+      </w:pPr>
+      <w:r>
+        <w:rPr>
+          <w:rFonts w:ascii="Consolas" w:cs="Consolas" w:eastAsia="Consolas" w:hAnsi="Consolas"/>
+          <w:sz w:val="16"/>
+          <w:szCs w:val="16"/>
+        </w:rPr>
+        <w:t xml:space="preserve">    // (basic/Reporting/indexPortalLight.do), so a top-level getElementById</w:t>
+      </w:r>
+    </w:p>
+    <w:p>
+      <w:pPr>
+        <w:spacing w:after="0" w:line="220"/>
+      </w:pPr>
+      <w:r>
+        <w:rPr>
+          <w:rFonts w:ascii="Consolas" w:cs="Consolas" w:eastAsia="Consolas" w:hAnsi="Consolas"/>
+          <w:sz w:val="16"/>
+          <w:szCs w:val="16"/>
+        </w:rPr>
+        <w:t xml:space="preserve">    // would miss a popup Dojo attached inside the frame.</w:t>
+      </w:r>
+    </w:p>
+    <w:p>
+      <w:pPr>
+        <w:spacing w:after="0" w:line="220"/>
+      </w:pPr>
+      <w:r>
+        <w:rPr>
+          <w:rFonts w:ascii="Consolas" w:cs="Consolas" w:eastAsia="Consolas" w:hAnsi="Consolas"/>
+          <w:sz w:val="16"/>
+          <w:szCs w:val="16"/>
+        </w:rPr>
+        <w:t xml:space="preserve">    // ADP also leaves aria-expanded="false" on an open menu while</w:t>
+      </w:r>
+    </w:p>
+    <w:p>
+      <w:pPr>
+        <w:spacing w:after="0" w:line="220"/>
+      </w:pPr>
+      <w:r>
+        <w:rPr>
+          <w:rFonts w:ascii="Consolas" w:cs="Consolas" w:eastAsia="Consolas" w:hAnsi="Consolas"/>
+          <w:sz w:val="16"/>
+          <w:szCs w:val="16"/>
+        </w:rPr>
+        <w:t xml:space="preserve">    // popupactive="true" — observed live — so trust either.</w:t>
+      </w:r>
+    </w:p>
+    <w:p>
+      <w:pPr>
+        <w:spacing w:after="0" w:line="220"/>
+      </w:pPr>
+      <w:r>
+        <w:rPr>
+          <w:rFonts w:ascii="Consolas" w:cs="Consolas" w:eastAsia="Consolas" w:hAnsi="Consolas"/>
+          <w:sz w:val="16"/>
+          <w:szCs w:val="16"/>
+        </w:rPr>
         <w:t xml:space="preserve">    const menuHost = () =&gt; {</w:t>
       </w:r>
     </w:p>
@@ -20513,46 +20591,124 @@
           <w:sz w:val="16"/>
           <w:szCs w:val="16"/>
         </w:rPr>
-        <w:t xml:space="preserve">      const owns = btn.getAttribute &amp;&amp; btn.getAttribute('aria-owns');</w:t>
-      </w:r>
-    </w:p>
-    <w:p>
-      <w:pPr>
-        <w:spacing w:after="0" w:line="220"/>
-      </w:pPr>
-      <w:r>
-        <w:rPr>
-          <w:rFonts w:ascii="Consolas" w:cs="Consolas" w:eastAsia="Consolas" w:hAnsi="Consolas"/>
-          <w:sz w:val="16"/>
-          <w:szCs w:val="16"/>
-        </w:rPr>
-        <w:t xml:space="preserve">      const expanded = (btn.getAttribute &amp;&amp; btn.getAttribute('aria-expanded')) === 'true';</w:t>
-      </w:r>
-    </w:p>
-    <w:p>
-      <w:pPr>
-        <w:spacing w:after="0" w:line="220"/>
-      </w:pPr>
-      <w:r>
-        <w:rPr>
-          <w:rFonts w:ascii="Consolas" w:cs="Consolas" w:eastAsia="Consolas" w:hAnsi="Consolas"/>
-          <w:sz w:val="16"/>
-          <w:szCs w:val="16"/>
-        </w:rPr>
-        <w:t xml:space="preserve">      const pop = owns ? document.getElementById(owns) : null;</w:t>
-      </w:r>
-    </w:p>
-    <w:p>
-      <w:pPr>
-        <w:spacing w:after="0" w:line="220"/>
-      </w:pPr>
-      <w:r>
-        <w:rPr>
-          <w:rFonts w:ascii="Consolas" w:cs="Consolas" w:eastAsia="Consolas" w:hAnsi="Consolas"/>
-          <w:sz w:val="16"/>
-          <w:szCs w:val="16"/>
-        </w:rPr>
-        <w:t xml:space="preserve">      return { expanded, pop: (pop &amp;&amp; visible(pop)) ? pop : null };</w:t>
+        <w:t xml:space="preserve">      const attr = (n) =&gt; (btn.getAttribute &amp;&amp; btn.getAttribute(n)) || '';</w:t>
+      </w:r>
+    </w:p>
+    <w:p>
+      <w:pPr>
+        <w:spacing w:after="0" w:line="220"/>
+      </w:pPr>
+      <w:r>
+        <w:rPr>
+          <w:rFonts w:ascii="Consolas" w:cs="Consolas" w:eastAsia="Consolas" w:hAnsi="Consolas"/>
+          <w:sz w:val="16"/>
+          <w:szCs w:val="16"/>
+        </w:rPr>
+        <w:t xml:space="preserve">      const owns = attr('aria-owns');</w:t>
+      </w:r>
+    </w:p>
+    <w:p>
+      <w:pPr>
+        <w:spacing w:after="0" w:line="220"/>
+      </w:pPr>
+      <w:r>
+        <w:rPr>
+          <w:rFonts w:ascii="Consolas" w:cs="Consolas" w:eastAsia="Consolas" w:hAnsi="Consolas"/>
+          <w:sz w:val="16"/>
+          <w:szCs w:val="16"/>
+        </w:rPr>
+        <w:t xml:space="preserve">      const expanded = attr('aria-expanded') === 'true' || attr('popupactive') === 'true';</w:t>
+      </w:r>
+    </w:p>
+    <w:p>
+      <w:pPr>
+        <w:spacing w:after="0" w:line="220"/>
+      </w:pPr>
+      <w:r>
+        <w:rPr>
+          <w:rFonts w:ascii="Consolas" w:cs="Consolas" w:eastAsia="Consolas" w:hAnsi="Consolas"/>
+          <w:sz w:val="16"/>
+          <w:szCs w:val="16"/>
+        </w:rPr>
+        <w:t xml:space="preserve">      const docs = [trigger.ownerDocument, document].filter(Boolean);</w:t>
+      </w:r>
+    </w:p>
+    <w:p>
+      <w:pPr>
+        <w:spacing w:after="0" w:line="220"/>
+      </w:pPr>
+      <w:r>
+        <w:rPr>
+          <w:rFonts w:ascii="Consolas" w:cs="Consolas" w:eastAsia="Consolas" w:hAnsi="Consolas"/>
+          <w:sz w:val="16"/>
+          <w:szCs w:val="16"/>
+        </w:rPr>
+        <w:t xml:space="preserve">      let pop = null;</w:t>
+      </w:r>
+    </w:p>
+    <w:p>
+      <w:pPr>
+        <w:spacing w:after="0" w:line="220"/>
+      </w:pPr>
+      <w:r>
+        <w:rPr>
+          <w:rFonts w:ascii="Consolas" w:cs="Consolas" w:eastAsia="Consolas" w:hAnsi="Consolas"/>
+          <w:sz w:val="16"/>
+          <w:szCs w:val="16"/>
+        </w:rPr>
+        <w:t xml:space="preserve">      for (const d of docs) {</w:t>
+      </w:r>
+    </w:p>
+    <w:p>
+      <w:pPr>
+        <w:spacing w:after="0" w:line="220"/>
+      </w:pPr>
+      <w:r>
+        <w:rPr>
+          <w:rFonts w:ascii="Consolas" w:cs="Consolas" w:eastAsia="Consolas" w:hAnsi="Consolas"/>
+          <w:sz w:val="16"/>
+          <w:szCs w:val="16"/>
+        </w:rPr>
+        <w:t xml:space="preserve">        const el = owns &amp;&amp; d.getElementById ? d.getElementById(owns) : null;</w:t>
+      </w:r>
+    </w:p>
+    <w:p>
+      <w:pPr>
+        <w:spacing w:after="0" w:line="220"/>
+      </w:pPr>
+      <w:r>
+        <w:rPr>
+          <w:rFonts w:ascii="Consolas" w:cs="Consolas" w:eastAsia="Consolas" w:hAnsi="Consolas"/>
+          <w:sz w:val="16"/>
+          <w:szCs w:val="16"/>
+        </w:rPr>
+        <w:t xml:space="preserve">        if (el &amp;&amp; visible(el)) { pop = el; break; }</w:t>
+      </w:r>
+    </w:p>
+    <w:p>
+      <w:pPr>
+        <w:spacing w:after="0" w:line="220"/>
+      </w:pPr>
+      <w:r>
+        <w:rPr>
+          <w:rFonts w:ascii="Consolas" w:cs="Consolas" w:eastAsia="Consolas" w:hAnsi="Consolas"/>
+          <w:sz w:val="16"/>
+          <w:szCs w:val="16"/>
+        </w:rPr>
+        <w:t xml:space="preserve">      }</w:t>
+      </w:r>
+    </w:p>
+    <w:p>
+      <w:pPr>
+        <w:spacing w:after="0" w:line="220"/>
+      </w:pPr>
+      <w:r>
+        <w:rPr>
+          <w:rFonts w:ascii="Consolas" w:cs="Consolas" w:eastAsia="Consolas" w:hAnsi="Consolas"/>
+          <w:sz w:val="16"/>
+          <w:szCs w:val="16"/>
+        </w:rPr>
+        <w:t xml:space="preserve">      return { expanded, pop };</w:t>
       </w:r>
     </w:p>
     <w:p>

--- a/distribution-docs/ADP Historical Data Bot.docx
+++ b/distribution-docs/ADP Historical Data Bot.docx
@@ -64,7 +64,7 @@
           <w:sz w:val="16"/>
           <w:szCs w:val="16"/>
         </w:rPr>
-        <w:t xml:space="preserve">// @version      1.11.2</w:t>
+        <w:t xml:space="preserve">// @version      1.12.0</w:t>
       </w:r>
     </w:p>
     <w:p>
@@ -20747,6 +20747,188 @@
           <w:sz w:val="16"/>
           <w:szCs w:val="16"/>
         </w:rPr>
+        <w:t xml:space="preserve">    // ADP tags each menu item with its own stable data-pendo-id. Captured live:</w:t>
+      </w:r>
+    </w:p>
+    <w:p>
+      <w:pPr>
+        <w:spacing w:after="0" w:line="220"/>
+      </w:pPr>
+      <w:r>
+        <w:rPr>
+          <w:rFonts w:ascii="Consolas" w:cs="Consolas" w:eastAsia="Consolas" w:hAnsi="Consolas"/>
+          <w:sz w:val="16"/>
+          <w:szCs w:val="16"/>
+        </w:rPr>
+        <w:t xml:space="preserve">    //   &lt;ul class="reportActionsList"&gt;</w:t>
+      </w:r>
+    </w:p>
+    <w:p>
+      <w:pPr>
+        <w:spacing w:after="0" w:line="220"/>
+      </w:pPr>
+      <w:r>
+        <w:rPr>
+          <w:rFonts w:ascii="Consolas" w:cs="Consolas" w:eastAsia="Consolas" w:hAnsi="Consolas"/>
+          <w:sz w:val="16"/>
+          <w:szCs w:val="16"/>
+        </w:rPr>
+        <w:t xml:space="preserve">    //     &lt;li&gt;&lt;span style="font-weight:bold"&gt;View as &lt;/span&gt;&lt;/li&gt;</w:t>
+      </w:r>
+    </w:p>
+    <w:p>
+      <w:pPr>
+        <w:spacing w:after="0" w:line="220"/>
+      </w:pPr>
+      <w:r>
+        <w:rPr>
+          <w:rFonts w:ascii="Consolas" w:cs="Consolas" w:eastAsia="Consolas" w:hAnsi="Consolas"/>
+          <w:sz w:val="16"/>
+          <w:szCs w:val="16"/>
+        </w:rPr>
+        <w:t xml:space="preserve">    //     &lt;li&gt;&lt;a href="#!" data-pendo-id="PENDO_ADPR_DATAGRID_VIEW_DATA_PDF"&gt;</w:t>
+      </w:r>
+    </w:p>
+    <w:p>
+      <w:pPr>
+        <w:spacing w:after="0" w:line="220"/>
+      </w:pPr>
+      <w:r>
+        <w:rPr>
+          <w:rFonts w:ascii="Consolas" w:cs="Consolas" w:eastAsia="Consolas" w:hAnsi="Consolas"/>
+          <w:sz w:val="16"/>
+          <w:szCs w:val="16"/>
+        </w:rPr>
+        <w:t xml:space="preserve">    //           &lt;i class="fa fa-file-pdf-o"&gt;&lt;/i&gt;PDF&lt;/a&gt;&lt;/li&gt;</w:t>
+      </w:r>
+    </w:p>
+    <w:p>
+      <w:pPr>
+        <w:spacing w:after="0" w:line="220"/>
+      </w:pPr>
+      <w:r>
+        <w:rPr>
+          <w:rFonts w:ascii="Consolas" w:cs="Consolas" w:eastAsia="Consolas" w:hAnsi="Consolas"/>
+          <w:sz w:val="16"/>
+          <w:szCs w:val="16"/>
+        </w:rPr>
+        <w:t xml:space="preserve">    //     &lt;li&gt;&lt;a href="#!" data-pendo-id="PENDO_ADPR_DATAGRID_SHOW_QUERY"&gt;…</w:t>
+      </w:r>
+    </w:p>
+    <w:p>
+      <w:pPr>
+        <w:spacing w:after="0" w:line="220"/>
+      </w:pPr>
+      <w:r>
+        <w:rPr>
+          <w:rFonts w:ascii="Consolas" w:cs="Consolas" w:eastAsia="Consolas" w:hAnsi="Consolas"/>
+          <w:sz w:val="16"/>
+          <w:szCs w:val="16"/>
+        </w:rPr>
+        <w:t xml:space="preserve">    // These ids are the safest handle there is — they cannot match Run / Query /</w:t>
+      </w:r>
+    </w:p>
+    <w:p>
+      <w:pPr>
+        <w:spacing w:after="0" w:line="220"/>
+      </w:pPr>
+      <w:r>
+        <w:rPr>
+          <w:rFonts w:ascii="Consolas" w:cs="Consolas" w:eastAsia="Consolas" w:hAnsi="Consolas"/>
+          <w:sz w:val="16"/>
+          <w:szCs w:val="16"/>
+        </w:rPr>
+        <w:t xml:space="preserve">    // AddNotes by accident the way a text search can. Excel first: a report that</w:t>
+      </w:r>
+    </w:p>
+    <w:p>
+      <w:pPr>
+        <w:spacing w:after="0" w:line="220"/>
+      </w:pPr>
+      <w:r>
+        <w:rPr>
+          <w:rFonts w:ascii="Consolas" w:cs="Consolas" w:eastAsia="Consolas" w:hAnsi="Consolas"/>
+          <w:sz w:val="16"/>
+          <w:szCs w:val="16"/>
+        </w:rPr>
+        <w:t xml:space="preserve">    // offers both should not be taken as PDF.</w:t>
+      </w:r>
+    </w:p>
+    <w:p>
+      <w:pPr>
+        <w:spacing w:after="0" w:line="220"/>
+      </w:pPr>
+      <w:r>
+        <w:rPr>
+          <w:rFonts w:ascii="Consolas" w:cs="Consolas" w:eastAsia="Consolas" w:hAnsi="Consolas"/>
+          <w:sz w:val="16"/>
+          <w:szCs w:val="16"/>
+        </w:rPr>
+        <w:t xml:space="preserve">    const PENDO_IDS = [</w:t>
+      </w:r>
+    </w:p>
+    <w:p>
+      <w:pPr>
+        <w:spacing w:after="0" w:line="220"/>
+      </w:pPr>
+      <w:r>
+        <w:rPr>
+          <w:rFonts w:ascii="Consolas" w:cs="Consolas" w:eastAsia="Consolas" w:hAnsi="Consolas"/>
+          <w:sz w:val="16"/>
+          <w:szCs w:val="16"/>
+        </w:rPr>
+        <w:t xml:space="preserve">      'PENDO_ADPR_DATAGRID_VIEW_EXTERNAL',   // XLS / Excel</w:t>
+      </w:r>
+    </w:p>
+    <w:p>
+      <w:pPr>
+        <w:spacing w:after="0" w:line="220"/>
+      </w:pPr>
+      <w:r>
+        <w:rPr>
+          <w:rFonts w:ascii="Consolas" w:cs="Consolas" w:eastAsia="Consolas" w:hAnsi="Consolas"/>
+          <w:sz w:val="16"/>
+          <w:szCs w:val="16"/>
+        </w:rPr>
+        <w:t xml:space="preserve">      'PENDO_ADPR_DATAGRID_VIEW_DATA_PDF',   // PDF-only reports (Employee Lien Detail)</w:t>
+      </w:r>
+    </w:p>
+    <w:p>
+      <w:pPr>
+        <w:spacing w:after="0" w:line="220"/>
+      </w:pPr>
+      <w:r>
+        <w:rPr>
+          <w:rFonts w:ascii="Consolas" w:cs="Consolas" w:eastAsia="Consolas" w:hAnsi="Consolas"/>
+          <w:sz w:val="16"/>
+          <w:szCs w:val="16"/>
+        </w:rPr>
+        <w:t xml:space="preserve">    ];</w:t>
+      </w:r>
+    </w:p>
+    <w:p>
+      <w:pPr>
+        <w:spacing w:after="0" w:line="220"/>
+      </w:pPr>
+      <w:r>
+        <w:rPr>
+          <w:rFonts w:ascii="Consolas" w:cs="Consolas" w:eastAsia="Consolas" w:hAnsi="Consolas"/>
+          <w:sz w:val="16"/>
+          <w:szCs w:val="16"/>
+        </w:rPr>
+        <w:t xml:space="preserve"> </w:t>
+      </w:r>
+    </w:p>
+    <w:p>
+      <w:pPr>
+        <w:spacing w:after="0" w:line="220"/>
+      </w:pPr>
+      <w:r>
+        <w:rPr>
+          <w:rFonts w:ascii="Consolas" w:cs="Consolas" w:eastAsia="Consolas" w:hAnsi="Consolas"/>
+          <w:sz w:val="16"/>
+          <w:szCs w:val="16"/>
+        </w:rPr>
         <w:t xml:space="preserve">    // Format items inside the popup. Scoping to OUR popup means a loose text</w:t>
       </w:r>
     </w:p>
@@ -20786,6 +20968,19 @@
           <w:sz w:val="16"/>
           <w:szCs w:val="16"/>
         </w:rPr>
+        <w:t xml:space="preserve">    const CLICKABLE = 'a, [role="menuitem"], button';</w:t>
+      </w:r>
+    </w:p>
+    <w:p>
+      <w:pPr>
+        <w:spacing w:after="0" w:line="220"/>
+      </w:pPr>
+      <w:r>
+        <w:rPr>
+          <w:rFonts w:ascii="Consolas" w:cs="Consolas" w:eastAsia="Consolas" w:hAnsi="Consolas"/>
+          <w:sz w:val="16"/>
+          <w:szCs w:val="16"/>
+        </w:rPr>
         <w:t xml:space="preserve">    const findInPopup = (pop) =&gt; {</w:t>
       </w:r>
     </w:p>
@@ -20864,7 +21059,33 @@
           <w:sz w:val="16"/>
           <w:szCs w:val="16"/>
         </w:rPr>
-        <w:t xml:space="preserve">      // and the DEEPEST node so we click the item, not a wrapper holding several.</w:t>
+        <w:t xml:space="preserve">      // then a real control over its &lt;li&gt; wrapper — the handler lives on the</w:t>
+      </w:r>
+    </w:p>
+    <w:p>
+      <w:pPr>
+        <w:spacing w:after="0" w:line="220"/>
+      </w:pPr>
+      <w:r>
+        <w:rPr>
+          <w:rFonts w:ascii="Consolas" w:cs="Consolas" w:eastAsia="Consolas" w:hAnsi="Consolas"/>
+          <w:sz w:val="16"/>
+          <w:szCs w:val="16"/>
+        </w:rPr>
+        <w:t xml:space="preserve">      // &lt;a&gt;, and a click on the surrounding &lt;li&gt; never reaches it (that is</w:t>
+      </w:r>
+    </w:p>
+    <w:p>
+      <w:pPr>
+        <w:spacing w:after="0" w:line="220"/>
+      </w:pPr>
+      <w:r>
+        <w:rPr>
+          <w:rFonts w:ascii="Consolas" w:cs="Consolas" w:eastAsia="Consolas" w:hAnsi="Consolas"/>
+          <w:sz w:val="16"/>
+          <w:szCs w:val="16"/>
+        </w:rPr>
+        <w:t xml:space="preserve">      // exactly why "Clicking PDF — &lt;li&gt;" did nothing) — then the deepest node.</w:t>
       </w:r>
     </w:p>
     <w:p>
@@ -20890,6 +21111,19 @@
           <w:sz w:val="16"/>
           <w:szCs w:val="16"/>
         </w:rPr>
+        <w:t xml:space="preserve">      const notClickable = (el) =&gt; (el.matches &amp;&amp; el.matches(CLICKABLE)) ? 0 : 1;</w:t>
+      </w:r>
+    </w:p>
+    <w:p>
+      <w:pPr>
+        <w:spacing w:after="0" w:line="220"/>
+      </w:pPr>
+      <w:r>
+        <w:rPr>
+          <w:rFonts w:ascii="Consolas" w:cs="Consolas" w:eastAsia="Consolas" w:hAnsi="Consolas"/>
+          <w:sz w:val="16"/>
+          <w:szCs w:val="16"/>
+        </w:rPr>
         <w:t xml:space="preserve">      const depth = (el) =&gt; { let d = 0, n = el; while (n &amp;&amp; n !== pop) { d++; n = n.parentElement; } return d; };</w:t>
       </w:r>
     </w:p>
@@ -20903,7 +21137,7 @@
           <w:sz w:val="16"/>
           <w:szCs w:val="16"/>
         </w:rPr>
-        <w:t xml:space="preserve">      cands.sort((a, b) =&gt; rank(a) - rank(b) || depth(b) - depth(a));</w:t>
+        <w:t xml:space="preserve">      cands.sort((a, b) =&gt; rank(a) - rank(b) || notClickable(a) - notClickable(b) || depth(b) - depth(a));</w:t>
       </w:r>
     </w:p>
     <w:p>
@@ -20968,32 +21202,6 @@
           <w:sz w:val="16"/>
           <w:szCs w:val="16"/>
         </w:rPr>
-        <w:t xml:space="preserve">      const pendo = deepQueryAll('[data-pendo-id="PENDO_ADPR_DATAGRID_VIEW_EXTERNAL"]').filter(visible)[0];</w:t>
-      </w:r>
-    </w:p>
-    <w:p>
-      <w:pPr>
-        <w:spacing w:after="0" w:line="220"/>
-      </w:pPr>
-      <w:r>
-        <w:rPr>
-          <w:rFonts w:ascii="Consolas" w:cs="Consolas" w:eastAsia="Consolas" w:hAnsi="Consolas"/>
-          <w:sz w:val="16"/>
-          <w:szCs w:val="16"/>
-        </w:rPr>
-        <w:t xml:space="preserve">      if (pendo) return pendo;</w:t>
-      </w:r>
-    </w:p>
-    <w:p>
-      <w:pPr>
-        <w:spacing w:after="0" w:line="220"/>
-      </w:pPr>
-      <w:r>
-        <w:rPr>
-          <w:rFonts w:ascii="Consolas" w:cs="Consolas" w:eastAsia="Consolas" w:hAnsi="Consolas"/>
-          <w:sz w:val="16"/>
-          <w:szCs w:val="16"/>
-        </w:rPr>
         <w:t xml:space="preserve">      const { pop } = menuHost();</w:t>
       </w:r>
     </w:p>
@@ -21007,6 +21215,97 @@
           <w:sz w:val="16"/>
           <w:szCs w:val="16"/>
         </w:rPr>
+        <w:t xml:space="preserve">      for (const id of PENDO_IDS) {</w:t>
+      </w:r>
+    </w:p>
+    <w:p>
+      <w:pPr>
+        <w:spacing w:after="0" w:line="220"/>
+      </w:pPr>
+      <w:r>
+        <w:rPr>
+          <w:rFonts w:ascii="Consolas" w:cs="Consolas" w:eastAsia="Consolas" w:hAnsi="Consolas"/>
+          <w:sz w:val="16"/>
+          <w:szCs w:val="16"/>
+        </w:rPr>
+        <w:t xml:space="preserve">        const sel = '[data-pendo-id="' + id + '"]';</w:t>
+      </w:r>
+    </w:p>
+    <w:p>
+      <w:pPr>
+        <w:spacing w:after="0" w:line="220"/>
+      </w:pPr>
+      <w:r>
+        <w:rPr>
+          <w:rFonts w:ascii="Consolas" w:cs="Consolas" w:eastAsia="Consolas" w:hAnsi="Consolas"/>
+          <w:sz w:val="16"/>
+          <w:szCs w:val="16"/>
+        </w:rPr>
+        <w:t xml:space="preserve">        const scoped = pop ? Array.from(pop.querySelectorAll(sel)).filter(visible)[0] : null;</w:t>
+      </w:r>
+    </w:p>
+    <w:p>
+      <w:pPr>
+        <w:spacing w:after="0" w:line="220"/>
+      </w:pPr>
+      <w:r>
+        <w:rPr>
+          <w:rFonts w:ascii="Consolas" w:cs="Consolas" w:eastAsia="Consolas" w:hAnsi="Consolas"/>
+          <w:sz w:val="16"/>
+          <w:szCs w:val="16"/>
+        </w:rPr>
+        <w:t xml:space="preserve">        if (scoped) return scoped;</w:t>
+      </w:r>
+    </w:p>
+    <w:p>
+      <w:pPr>
+        <w:spacing w:after="0" w:line="220"/>
+      </w:pPr>
+      <w:r>
+        <w:rPr>
+          <w:rFonts w:ascii="Consolas" w:cs="Consolas" w:eastAsia="Consolas" w:hAnsi="Consolas"/>
+          <w:sz w:val="16"/>
+          <w:szCs w:val="16"/>
+        </w:rPr>
+        <w:t xml:space="preserve">        const anywhere = deepQueryAll(sel).filter(visible)[0];</w:t>
+      </w:r>
+    </w:p>
+    <w:p>
+      <w:pPr>
+        <w:spacing w:after="0" w:line="220"/>
+      </w:pPr>
+      <w:r>
+        <w:rPr>
+          <w:rFonts w:ascii="Consolas" w:cs="Consolas" w:eastAsia="Consolas" w:hAnsi="Consolas"/>
+          <w:sz w:val="16"/>
+          <w:szCs w:val="16"/>
+        </w:rPr>
+        <w:t xml:space="preserve">        if (anywhere) return anywhere;</w:t>
+      </w:r>
+    </w:p>
+    <w:p>
+      <w:pPr>
+        <w:spacing w:after="0" w:line="220"/>
+      </w:pPr>
+      <w:r>
+        <w:rPr>
+          <w:rFonts w:ascii="Consolas" w:cs="Consolas" w:eastAsia="Consolas" w:hAnsi="Consolas"/>
+          <w:sz w:val="16"/>
+          <w:szCs w:val="16"/>
+        </w:rPr>
+        <w:t xml:space="preserve">      }</w:t>
+      </w:r>
+    </w:p>
+    <w:p>
+      <w:pPr>
+        <w:spacing w:after="0" w:line="220"/>
+      </w:pPr>
+      <w:r>
+        <w:rPr>
+          <w:rFonts w:ascii="Consolas" w:cs="Consolas" w:eastAsia="Consolas" w:hAnsi="Consolas"/>
+          <w:sz w:val="16"/>
+          <w:szCs w:val="16"/>
+        </w:rPr>
         <w:t xml:space="preserve">      if (pop) { const hit = findInPopup(pop); if (hit) return hit; }</w:t>
       </w:r>
     </w:p>
@@ -21176,7 +21475,7 @@
           <w:sz w:val="16"/>
           <w:szCs w:val="16"/>
         </w:rPr>
-        <w:t xml:space="preserve">          const item = Array.from(container.querySelectorAll('a, [role="menuitem"], li, div, button'))</w:t>
+        <w:t xml:space="preserve">          const hits = Array.from(container.querySelectorAll('a, [role="menuitem"], li, div, button'))</w:t>
       </w:r>
     </w:p>
     <w:p>
@@ -21202,7 +21501,46 @@
           <w:sz w:val="16"/>
           <w:szCs w:val="16"/>
         </w:rPr>
-        <w:t xml:space="preserve">            .find(el =&gt; /^(pdf|xls|excel|csv)$/i.test((el.textContent || '').trim()));</w:t>
+        <w:t xml:space="preserve">            .filter(el =&gt; /^(pdf|xls|excel|csv)$/i.test((el.textContent || '').trim()));</w:t>
+      </w:r>
+    </w:p>
+    <w:p>
+      <w:pPr>
+        <w:spacing w:after="0" w:line="220"/>
+      </w:pPr>
+      <w:r>
+        <w:rPr>
+          <w:rFonts w:ascii="Consolas" w:cs="Consolas" w:eastAsia="Consolas" w:hAnsi="Consolas"/>
+          <w:sz w:val="16"/>
+          <w:szCs w:val="16"/>
+        </w:rPr>
+        <w:t xml:space="preserve">          // The &lt;li&gt; precedes its own &lt;a&gt; in document order, so taking the</w:t>
+      </w:r>
+    </w:p>
+    <w:p>
+      <w:pPr>
+        <w:spacing w:after="0" w:line="220"/>
+      </w:pPr>
+      <w:r>
+        <w:rPr>
+          <w:rFonts w:ascii="Consolas" w:cs="Consolas" w:eastAsia="Consolas" w:hAnsi="Consolas"/>
+          <w:sz w:val="16"/>
+          <w:szCs w:val="16"/>
+        </w:rPr>
+        <w:t xml:space="preserve">          // first hit picks the wrapper and the click goes nowhere.</w:t>
+      </w:r>
+    </w:p>
+    <w:p>
+      <w:pPr>
+        <w:spacing w:after="0" w:line="220"/>
+      </w:pPr>
+      <w:r>
+        <w:rPr>
+          <w:rFonts w:ascii="Consolas" w:cs="Consolas" w:eastAsia="Consolas" w:hAnsi="Consolas"/>
+          <w:sz w:val="16"/>
+          <w:szCs w:val="16"/>
+        </w:rPr>
+        <w:t xml:space="preserve">          const item = hits.find(el =&gt; el.matches &amp;&amp; el.matches(CLICKABLE)) || hits[0];</w:t>
       </w:r>
     </w:p>
     <w:p>

--- a/distribution-docs/ADP Historical Data Bot.docx
+++ b/distribution-docs/ADP Historical Data Bot.docx
@@ -64,7 +64,7 @@
           <w:sz w:val="16"/>
           <w:szCs w:val="16"/>
         </w:rPr>
-        <w:t xml:space="preserve">// @version      1.12.0</w:t>
+        <w:t xml:space="preserve">// @version      1.12.1</w:t>
       </w:r>
     </w:p>
     <w:p>
@@ -22281,7 +22281,59 @@
           <w:sz w:val="16"/>
           <w:szCs w:val="16"/>
         </w:rPr>
-        <w:t xml:space="preserve">      // NOT clickRevit: that re-targets to the nearest .revitButton ancestor,</w:t>
+        <w:t xml:space="preserve">      // ONE click. mouseSeq already ends in a click event, so firing .click()</w:t>
+      </w:r>
+    </w:p>
+    <w:p>
+      <w:pPr>
+        <w:spacing w:after="0" w:line="220"/>
+      </w:pPr>
+      <w:r>
+        <w:rPr>
+          <w:rFonts w:ascii="Consolas" w:cs="Consolas" w:eastAsia="Consolas" w:hAnsi="Consolas"/>
+          <w:sz w:val="16"/>
+          <w:szCs w:val="16"/>
+        </w:rPr>
+        <w:t xml:space="preserve">      // and dijitclick alongside it means the handler runs two or three times —</w:t>
+      </w:r>
+    </w:p>
+    <w:p>
+      <w:pPr>
+        <w:spacing w:after="0" w:line="220"/>
+      </w:pPr>
+      <w:r>
+        <w:rPr>
+          <w:rFonts w:ascii="Consolas" w:cs="Consolas" w:eastAsia="Consolas" w:hAnsi="Consolas"/>
+          <w:sz w:val="16"/>
+          <w:szCs w:val="16"/>
+        </w:rPr>
+        <w:t xml:space="preserve">      // once the target was finally correct that produced two or three copies of</w:t>
+      </w:r>
+    </w:p>
+    <w:p>
+      <w:pPr>
+        <w:spacing w:after="0" w:line="220"/>
+      </w:pPr>
+      <w:r>
+        <w:rPr>
+          <w:rFonts w:ascii="Consolas" w:cs="Consolas" w:eastAsia="Consolas" w:hAnsi="Consolas"/>
+          <w:sz w:val="16"/>
+          <w:szCs w:val="16"/>
+        </w:rPr>
+        <w:t xml:space="preserve">      // the PDF. Escalate to the other methods only if nothing was requested.</w:t>
+      </w:r>
+    </w:p>
+    <w:p>
+      <w:pPr>
+        <w:spacing w:after="0" w:line="220"/>
+      </w:pPr>
+      <w:r>
+        <w:rPr>
+          <w:rFonts w:ascii="Consolas" w:cs="Consolas" w:eastAsia="Consolas" w:hAnsi="Consolas"/>
+          <w:sz w:val="16"/>
+          <w:szCs w:val="16"/>
+        </w:rPr>
+        <w:t xml:space="preserve">      // NOT clickRevit: it re-targets to the nearest .revitButton ancestor,</w:t>
       </w:r>
     </w:p>
     <w:p>
@@ -22333,20 +22385,7 @@
           <w:sz w:val="16"/>
           <w:szCs w:val="16"/>
         </w:rPr>
-        <w:t xml:space="preserve">      clickEl(clickTarget);             // plain click too, for ordinary anchors</w:t>
-      </w:r>
-    </w:p>
-    <w:p>
-      <w:pPr>
-        <w:spacing w:after="0" w:line="220"/>
-      </w:pPr>
-      <w:r>
-        <w:rPr>
-          <w:rFonts w:ascii="Consolas" w:cs="Consolas" w:eastAsia="Consolas" w:hAnsi="Consolas"/>
-          <w:sz w:val="16"/>
-          <w:szCs w:val="16"/>
-        </w:rPr>
-        <w:t xml:space="preserve">      try { clickTarget.dispatchEvent(new Event('dijitclick', { bubbles: true, cancelable: true })); } catch (_) { }</w:t>
+        <w:t xml:space="preserve">      let escalated = false;</w:t>
       </w:r>
     </w:p>
     <w:p>
@@ -22425,6 +22464,97 @@
           <w:szCs w:val="16"/>
         </w:rPr>
         <w:t xml:space="preserve">        if (url &amp;&amp; i &gt;= 20) break; // give the real URL ~6s, then work with the viewer</w:t>
+      </w:r>
+    </w:p>
+    <w:p>
+      <w:pPr>
+        <w:spacing w:after="0" w:line="220"/>
+      </w:pPr>
+      <w:r>
+        <w:rPr>
+          <w:rFonts w:ascii="Consolas" w:cs="Consolas" w:eastAsia="Consolas" w:hAnsi="Consolas"/>
+          <w:sz w:val="16"/>
+          <w:szCs w:val="16"/>
+        </w:rPr>
+        <w:t xml:space="preserve">        // ~2.4s of complete silence means the click never reached a handler.</w:t>
+      </w:r>
+    </w:p>
+    <w:p>
+      <w:pPr>
+        <w:spacing w:after="0" w:line="220"/>
+      </w:pPr>
+      <w:r>
+        <w:rPr>
+          <w:rFonts w:ascii="Consolas" w:cs="Consolas" w:eastAsia="Consolas" w:hAnsi="Consolas"/>
+          <w:sz w:val="16"/>
+          <w:szCs w:val="16"/>
+        </w:rPr>
+        <w:t xml:space="preserve">        if (!escalated &amp;&amp; !arr.length &amp;&amp; i === 8) {</w:t>
+      </w:r>
+    </w:p>
+    <w:p>
+      <w:pPr>
+        <w:spacing w:after="0" w:line="220"/>
+      </w:pPr>
+      <w:r>
+        <w:rPr>
+          <w:rFonts w:ascii="Consolas" w:cs="Consolas" w:eastAsia="Consolas" w:hAnsi="Consolas"/>
+          <w:sz w:val="16"/>
+          <w:szCs w:val="16"/>
+        </w:rPr>
+        <w:t xml:space="preserve">          escalated = true;</w:t>
+      </w:r>
+    </w:p>
+    <w:p>
+      <w:pPr>
+        <w:spacing w:after="0" w:line="220"/>
+      </w:pPr>
+      <w:r>
+        <w:rPr>
+          <w:rFonts w:ascii="Consolas" w:cs="Consolas" w:eastAsia="Consolas" w:hAnsi="Consolas"/>
+          <w:sz w:val="16"/>
+          <w:szCs w:val="16"/>
+        </w:rPr>
+        <w:t xml:space="preserve">          logInfo('No request after the click — retrying with a plain click + dijitclick');</w:t>
+      </w:r>
+    </w:p>
+    <w:p>
+      <w:pPr>
+        <w:spacing w:after="0" w:line="220"/>
+      </w:pPr>
+      <w:r>
+        <w:rPr>
+          <w:rFonts w:ascii="Consolas" w:cs="Consolas" w:eastAsia="Consolas" w:hAnsi="Consolas"/>
+          <w:sz w:val="16"/>
+          <w:szCs w:val="16"/>
+        </w:rPr>
+        <w:t xml:space="preserve">          clickEl(clickTarget);</w:t>
+      </w:r>
+    </w:p>
+    <w:p>
+      <w:pPr>
+        <w:spacing w:after="0" w:line="220"/>
+      </w:pPr>
+      <w:r>
+        <w:rPr>
+          <w:rFonts w:ascii="Consolas" w:cs="Consolas" w:eastAsia="Consolas" w:hAnsi="Consolas"/>
+          <w:sz w:val="16"/>
+          <w:szCs w:val="16"/>
+        </w:rPr>
+        <w:t xml:space="preserve">          try { clickTarget.dispatchEvent(new Event('dijitclick', { bubbles: true, cancelable: true })); } catch (_) { }</w:t>
+      </w:r>
+    </w:p>
+    <w:p>
+      <w:pPr>
+        <w:spacing w:after="0" w:line="220"/>
+      </w:pPr>
+      <w:r>
+        <w:rPr>
+          <w:rFonts w:ascii="Consolas" w:cs="Consolas" w:eastAsia="Consolas" w:hAnsi="Consolas"/>
+          <w:sz w:val="16"/>
+          <w:szCs w:val="16"/>
+        </w:rPr>
+        <w:t xml:space="preserve">        }</w:t>
       </w:r>
     </w:p>
     <w:p>

--- a/distribution-docs/ADP Historical Data Bot.docx
+++ b/distribution-docs/ADP Historical Data Bot.docx
@@ -64,7 +64,7 @@
           <w:sz w:val="16"/>
           <w:szCs w:val="16"/>
         </w:rPr>
-        <w:t xml:space="preserve">// @version      1.12.1</w:t>
+        <w:t xml:space="preserve">// @version      1.13.0</w:t>
       </w:r>
     </w:p>
     <w:p>
@@ -18914,7 +18914,592 @@
           <w:sz w:val="16"/>
           <w:szCs w:val="16"/>
         </w:rPr>
-        <w:t xml:space="preserve">    st.restore = () =&gt; { try { win.open = oOpen; if (oFetch) win.fetch = oFetch; if (oXo) XP.open = oXo; if (oSub) FP.submit = oSub; } catch (_) { } };</w:t>
+        <w:t xml:space="preserve">    // Some ADP handlers use NO JavaScript API at all: they build an</w:t>
+      </w:r>
+    </w:p>
+    <w:p>
+      <w:pPr>
+        <w:spacing w:after="0" w:line="220"/>
+      </w:pPr>
+      <w:r>
+        <w:rPr>
+          <w:rFonts w:ascii="Consolas" w:cs="Consolas" w:eastAsia="Consolas" w:hAnsi="Consolas"/>
+          <w:sz w:val="16"/>
+          <w:szCs w:val="16"/>
+        </w:rPr>
+        <w:t xml:space="preserve">    // &lt;a href download&gt; (or a hidden iframe) and click it, which the browser</w:t>
+      </w:r>
+    </w:p>
+    <w:p>
+      <w:pPr>
+        <w:spacing w:after="0" w:line="220"/>
+      </w:pPr>
+      <w:r>
+        <w:rPr>
+          <w:rFonts w:ascii="Consolas" w:cs="Consolas" w:eastAsia="Consolas" w:hAnsi="Consolas"/>
+          <w:sz w:val="16"/>
+          <w:szCs w:val="16"/>
+        </w:rPr>
+        <w:t xml:space="preserve">    // handles natively. Confirmed live on Employee Lien Detail — the PDF</w:t>
+      </w:r>
+    </w:p>
+    <w:p>
+      <w:pPr>
+        <w:spacing w:after="0" w:line="220"/>
+      </w:pPr>
+      <w:r>
+        <w:rPr>
+          <w:rFonts w:ascii="Consolas" w:cs="Consolas" w:eastAsia="Consolas" w:hAnsi="Consolas"/>
+          <w:sz w:val="16"/>
+          <w:szCs w:val="16"/>
+        </w:rPr>
+        <w:t xml:space="preserve">    // downloaded twice while open/fetch/XHR/submit stayed completely silent.</w:t>
+      </w:r>
+    </w:p>
+    <w:p>
+      <w:pPr>
+        <w:spacing w:after="0" w:line="220"/>
+      </w:pPr>
+      <w:r>
+        <w:rPr>
+          <w:rFonts w:ascii="Consolas" w:cs="Consolas" w:eastAsia="Consolas" w:hAnsi="Consolas"/>
+          <w:sz w:val="16"/>
+          <w:szCs w:val="16"/>
+        </w:rPr>
+        <w:t xml:space="preserve">    //</w:t>
+      </w:r>
+    </w:p>
+    <w:p>
+      <w:pPr>
+        <w:spacing w:after="0" w:line="220"/>
+      </w:pPr>
+      <w:r>
+        <w:rPr>
+          <w:rFonts w:ascii="Consolas" w:cs="Consolas" w:eastAsia="Consolas" w:hAnsi="Consolas"/>
+          <w:sz w:val="16"/>
+          <w:szCs w:val="16"/>
+        </w:rPr>
+        <w:t xml:space="preserve">    // For the anchor case this is better than capturing a URL: set the</w:t>
+      </w:r>
+    </w:p>
+    <w:p>
+      <w:pPr>
+        <w:spacing w:after="0" w:line="220"/>
+      </w:pPr>
+      <w:r>
+        <w:rPr>
+          <w:rFonts w:ascii="Consolas" w:cs="Consolas" w:eastAsia="Consolas" w:hAnsi="Consolas"/>
+          <w:sz w:val="16"/>
+          <w:szCs w:val="16"/>
+        </w:rPr>
+        <w:t xml:space="preserve">    // element's own `download` attribute and the browser saves it under OUR</w:t>
+      </w:r>
+    </w:p>
+    <w:p>
+      <w:pPr>
+        <w:spacing w:after="0" w:line="220"/>
+      </w:pPr>
+      <w:r>
+        <w:rPr>
+          <w:rFonts w:ascii="Consolas" w:cs="Consolas" w:eastAsia="Consolas" w:hAnsi="Consolas"/>
+          <w:sz w:val="16"/>
+          <w:szCs w:val="16"/>
+        </w:rPr>
+        <w:t xml:space="preserve">    // name, with no second copy and no re-fetch.</w:t>
+      </w:r>
+    </w:p>
+    <w:p>
+      <w:pPr>
+        <w:spacing w:after="0" w:line="220"/>
+      </w:pPr>
+      <w:r>
+        <w:rPr>
+          <w:rFonts w:ascii="Consolas" w:cs="Consolas" w:eastAsia="Consolas" w:hAnsi="Consolas"/>
+          <w:sz w:val="16"/>
+          <w:szCs w:val="16"/>
+        </w:rPr>
+        <w:t xml:space="preserve">    const AP = win.HTMLAnchorElement &amp;&amp; win.HTMLAnchorElement.prototype;</w:t>
+      </w:r>
+    </w:p>
+    <w:p>
+      <w:pPr>
+        <w:spacing w:after="0" w:line="220"/>
+      </w:pPr>
+      <w:r>
+        <w:rPr>
+          <w:rFonts w:ascii="Consolas" w:cs="Consolas" w:eastAsia="Consolas" w:hAnsi="Consolas"/>
+          <w:sz w:val="16"/>
+          <w:szCs w:val="16"/>
+        </w:rPr>
+        <w:t xml:space="preserve">    const oAClick = AP &amp;&amp; AP.click;</w:t>
+      </w:r>
+    </w:p>
+    <w:p>
+      <w:pPr>
+        <w:spacing w:after="0" w:line="220"/>
+      </w:pPr>
+      <w:r>
+        <w:rPr>
+          <w:rFonts w:ascii="Consolas" w:cs="Consolas" w:eastAsia="Consolas" w:hAnsi="Consolas"/>
+          <w:sz w:val="16"/>
+          <w:szCs w:val="16"/>
+        </w:rPr>
+        <w:t xml:space="preserve">    if (oAClick) {</w:t>
+      </w:r>
+    </w:p>
+    <w:p>
+      <w:pPr>
+        <w:spacing w:after="0" w:line="220"/>
+      </w:pPr>
+      <w:r>
+        <w:rPr>
+          <w:rFonts w:ascii="Consolas" w:cs="Consolas" w:eastAsia="Consolas" w:hAnsi="Consolas"/>
+          <w:sz w:val="16"/>
+          <w:szCs w:val="16"/>
+        </w:rPr>
+        <w:t xml:space="preserve">      AP.click = function () {</w:t>
+      </w:r>
+    </w:p>
+    <w:p>
+      <w:pPr>
+        <w:spacing w:after="0" w:line="220"/>
+      </w:pPr>
+      <w:r>
+        <w:rPr>
+          <w:rFonts w:ascii="Consolas" w:cs="Consolas" w:eastAsia="Consolas" w:hAnsi="Consolas"/>
+          <w:sz w:val="16"/>
+          <w:szCs w:val="16"/>
+        </w:rPr>
+        <w:t xml:space="preserve">        try {</w:t>
+      </w:r>
+    </w:p>
+    <w:p>
+      <w:pPr>
+        <w:spacing w:after="0" w:line="220"/>
+      </w:pPr>
+      <w:r>
+        <w:rPr>
+          <w:rFonts w:ascii="Consolas" w:cs="Consolas" w:eastAsia="Consolas" w:hAnsi="Consolas"/>
+          <w:sz w:val="16"/>
+          <w:szCs w:val="16"/>
+        </w:rPr>
+        <w:t xml:space="preserve">          const href = this.getAttribute &amp;&amp; this.getAttribute('href');</w:t>
+      </w:r>
+    </w:p>
+    <w:p>
+      <w:pPr>
+        <w:spacing w:after="0" w:line="220"/>
+      </w:pPr>
+      <w:r>
+        <w:rPr>
+          <w:rFonts w:ascii="Consolas" w:cs="Consolas" w:eastAsia="Consolas" w:hAnsi="Consolas"/>
+          <w:sz w:val="16"/>
+          <w:szCs w:val="16"/>
+        </w:rPr>
+        <w:t xml:space="preserve">          if (href) push(href);</w:t>
+      </w:r>
+    </w:p>
+    <w:p>
+      <w:pPr>
+        <w:spacing w:after="0" w:line="220"/>
+      </w:pPr>
+      <w:r>
+        <w:rPr>
+          <w:rFonts w:ascii="Consolas" w:cs="Consolas" w:eastAsia="Consolas" w:hAnsi="Consolas"/>
+          <w:sz w:val="16"/>
+          <w:szCs w:val="16"/>
+        </w:rPr>
+        <w:t xml:space="preserve">          if (st.renameTo &amp;&amp; this.hasAttribute &amp;&amp; this.hasAttribute('download')) {</w:t>
+      </w:r>
+    </w:p>
+    <w:p>
+      <w:pPr>
+        <w:spacing w:after="0" w:line="220"/>
+      </w:pPr>
+      <w:r>
+        <w:rPr>
+          <w:rFonts w:ascii="Consolas" w:cs="Consolas" w:eastAsia="Consolas" w:hAnsi="Consolas"/>
+          <w:sz w:val="16"/>
+          <w:szCs w:val="16"/>
+        </w:rPr>
+        <w:t xml:space="preserve">            this.setAttribute('download', st.renameTo);</w:t>
+      </w:r>
+    </w:p>
+    <w:p>
+      <w:pPr>
+        <w:spacing w:after="0" w:line="220"/>
+      </w:pPr>
+      <w:r>
+        <w:rPr>
+          <w:rFonts w:ascii="Consolas" w:cs="Consolas" w:eastAsia="Consolas" w:hAnsi="Consolas"/>
+          <w:sz w:val="16"/>
+          <w:szCs w:val="16"/>
+        </w:rPr>
+        <w:t xml:space="preserve">            st.renamedInPlace = true;</w:t>
+      </w:r>
+    </w:p>
+    <w:p>
+      <w:pPr>
+        <w:spacing w:after="0" w:line="220"/>
+      </w:pPr>
+      <w:r>
+        <w:rPr>
+          <w:rFonts w:ascii="Consolas" w:cs="Consolas" w:eastAsia="Consolas" w:hAnsi="Consolas"/>
+          <w:sz w:val="16"/>
+          <w:szCs w:val="16"/>
+        </w:rPr>
+        <w:t xml:space="preserve">          }</w:t>
+      </w:r>
+    </w:p>
+    <w:p>
+      <w:pPr>
+        <w:spacing w:after="0" w:line="220"/>
+      </w:pPr>
+      <w:r>
+        <w:rPr>
+          <w:rFonts w:ascii="Consolas" w:cs="Consolas" w:eastAsia="Consolas" w:hAnsi="Consolas"/>
+          <w:sz w:val="16"/>
+          <w:szCs w:val="16"/>
+        </w:rPr>
+        <w:t xml:space="preserve">        } catch (_) { }</w:t>
+      </w:r>
+    </w:p>
+    <w:p>
+      <w:pPr>
+        <w:spacing w:after="0" w:line="220"/>
+      </w:pPr>
+      <w:r>
+        <w:rPr>
+          <w:rFonts w:ascii="Consolas" w:cs="Consolas" w:eastAsia="Consolas" w:hAnsi="Consolas"/>
+          <w:sz w:val="16"/>
+          <w:szCs w:val="16"/>
+        </w:rPr>
+        <w:t xml:space="preserve">        return oAClick.apply(this, arguments);</w:t>
+      </w:r>
+    </w:p>
+    <w:p>
+      <w:pPr>
+        <w:spacing w:after="0" w:line="220"/>
+      </w:pPr>
+      <w:r>
+        <w:rPr>
+          <w:rFonts w:ascii="Consolas" w:cs="Consolas" w:eastAsia="Consolas" w:hAnsi="Consolas"/>
+          <w:sz w:val="16"/>
+          <w:szCs w:val="16"/>
+        </w:rPr>
+        <w:t xml:space="preserve">      };</w:t>
+      </w:r>
+    </w:p>
+    <w:p>
+      <w:pPr>
+        <w:spacing w:after="0" w:line="220"/>
+      </w:pPr>
+      <w:r>
+        <w:rPr>
+          <w:rFonts w:ascii="Consolas" w:cs="Consolas" w:eastAsia="Consolas" w:hAnsi="Consolas"/>
+          <w:sz w:val="16"/>
+          <w:szCs w:val="16"/>
+        </w:rPr>
+        <w:t xml:space="preserve">    }</w:t>
+      </w:r>
+    </w:p>
+    <w:p>
+      <w:pPr>
+        <w:spacing w:after="0" w:line="220"/>
+      </w:pPr>
+      <w:r>
+        <w:rPr>
+          <w:rFonts w:ascii="Consolas" w:cs="Consolas" w:eastAsia="Consolas" w:hAnsi="Consolas"/>
+          <w:sz w:val="16"/>
+          <w:szCs w:val="16"/>
+        </w:rPr>
+        <w:t xml:space="preserve">    // Hidden-iframe downloads: record the src so the caller can fetch it.</w:t>
+      </w:r>
+    </w:p>
+    <w:p>
+      <w:pPr>
+        <w:spacing w:after="0" w:line="220"/>
+      </w:pPr>
+      <w:r>
+        <w:rPr>
+          <w:rFonts w:ascii="Consolas" w:cs="Consolas" w:eastAsia="Consolas" w:hAnsi="Consolas"/>
+          <w:sz w:val="16"/>
+          <w:szCs w:val="16"/>
+        </w:rPr>
+        <w:t xml:space="preserve">    let obs = null;</w:t>
+      </w:r>
+    </w:p>
+    <w:p>
+      <w:pPr>
+        <w:spacing w:after="0" w:line="220"/>
+      </w:pPr>
+      <w:r>
+        <w:rPr>
+          <w:rFonts w:ascii="Consolas" w:cs="Consolas" w:eastAsia="Consolas" w:hAnsi="Consolas"/>
+          <w:sz w:val="16"/>
+          <w:szCs w:val="16"/>
+        </w:rPr>
+        <w:t xml:space="preserve">    try {</w:t>
+      </w:r>
+    </w:p>
+    <w:p>
+      <w:pPr>
+        <w:spacing w:after="0" w:line="220"/>
+      </w:pPr>
+      <w:r>
+        <w:rPr>
+          <w:rFonts w:ascii="Consolas" w:cs="Consolas" w:eastAsia="Consolas" w:hAnsi="Consolas"/>
+          <w:sz w:val="16"/>
+          <w:szCs w:val="16"/>
+        </w:rPr>
+        <w:t xml:space="preserve">      obs = new win.MutationObserver((recs) =&gt; {</w:t>
+      </w:r>
+    </w:p>
+    <w:p>
+      <w:pPr>
+        <w:spacing w:after="0" w:line="220"/>
+      </w:pPr>
+      <w:r>
+        <w:rPr>
+          <w:rFonts w:ascii="Consolas" w:cs="Consolas" w:eastAsia="Consolas" w:hAnsi="Consolas"/>
+          <w:sz w:val="16"/>
+          <w:szCs w:val="16"/>
+        </w:rPr>
+        <w:t xml:space="preserve">        for (const r of recs) {</w:t>
+      </w:r>
+    </w:p>
+    <w:p>
+      <w:pPr>
+        <w:spacing w:after="0" w:line="220"/>
+      </w:pPr>
+      <w:r>
+        <w:rPr>
+          <w:rFonts w:ascii="Consolas" w:cs="Consolas" w:eastAsia="Consolas" w:hAnsi="Consolas"/>
+          <w:sz w:val="16"/>
+          <w:szCs w:val="16"/>
+        </w:rPr>
+        <w:t xml:space="preserve">          for (const n of r.addedNodes || []) {</w:t>
+      </w:r>
+    </w:p>
+    <w:p>
+      <w:pPr>
+        <w:spacing w:after="0" w:line="220"/>
+      </w:pPr>
+      <w:r>
+        <w:rPr>
+          <w:rFonts w:ascii="Consolas" w:cs="Consolas" w:eastAsia="Consolas" w:hAnsi="Consolas"/>
+          <w:sz w:val="16"/>
+          <w:szCs w:val="16"/>
+        </w:rPr>
+        <w:t xml:space="preserve">            try {</w:t>
+      </w:r>
+    </w:p>
+    <w:p>
+      <w:pPr>
+        <w:spacing w:after="0" w:line="220"/>
+      </w:pPr>
+      <w:r>
+        <w:rPr>
+          <w:rFonts w:ascii="Consolas" w:cs="Consolas" w:eastAsia="Consolas" w:hAnsi="Consolas"/>
+          <w:sz w:val="16"/>
+          <w:szCs w:val="16"/>
+        </w:rPr>
+        <w:t xml:space="preserve">              const tag = (n.tagName || '').toLowerCase();</w:t>
+      </w:r>
+    </w:p>
+    <w:p>
+      <w:pPr>
+        <w:spacing w:after="0" w:line="220"/>
+      </w:pPr>
+      <w:r>
+        <w:rPr>
+          <w:rFonts w:ascii="Consolas" w:cs="Consolas" w:eastAsia="Consolas" w:hAnsi="Consolas"/>
+          <w:sz w:val="16"/>
+          <w:szCs w:val="16"/>
+        </w:rPr>
+        <w:t xml:space="preserve">              if (tag === 'iframe' || tag === 'embed') push(n.getAttribute('src') || '');</w:t>
+      </w:r>
+    </w:p>
+    <w:p>
+      <w:pPr>
+        <w:spacing w:after="0" w:line="220"/>
+      </w:pPr>
+      <w:r>
+        <w:rPr>
+          <w:rFonts w:ascii="Consolas" w:cs="Consolas" w:eastAsia="Consolas" w:hAnsi="Consolas"/>
+          <w:sz w:val="16"/>
+          <w:szCs w:val="16"/>
+        </w:rPr>
+        <w:t xml:space="preserve">              else if (tag === 'object') push(n.getAttribute('data') || '');</w:t>
+      </w:r>
+    </w:p>
+    <w:p>
+      <w:pPr>
+        <w:spacing w:after="0" w:line="220"/>
+      </w:pPr>
+      <w:r>
+        <w:rPr>
+          <w:rFonts w:ascii="Consolas" w:cs="Consolas" w:eastAsia="Consolas" w:hAnsi="Consolas"/>
+          <w:sz w:val="16"/>
+          <w:szCs w:val="16"/>
+        </w:rPr>
+        <w:t xml:space="preserve">              else if (tag === 'a') push(n.getAttribute('href') || '');</w:t>
+      </w:r>
+    </w:p>
+    <w:p>
+      <w:pPr>
+        <w:spacing w:after="0" w:line="220"/>
+      </w:pPr>
+      <w:r>
+        <w:rPr>
+          <w:rFonts w:ascii="Consolas" w:cs="Consolas" w:eastAsia="Consolas" w:hAnsi="Consolas"/>
+          <w:sz w:val="16"/>
+          <w:szCs w:val="16"/>
+        </w:rPr>
+        <w:t xml:space="preserve">            } catch (_) { }</w:t>
+      </w:r>
+    </w:p>
+    <w:p>
+      <w:pPr>
+        <w:spacing w:after="0" w:line="220"/>
+      </w:pPr>
+      <w:r>
+        <w:rPr>
+          <w:rFonts w:ascii="Consolas" w:cs="Consolas" w:eastAsia="Consolas" w:hAnsi="Consolas"/>
+          <w:sz w:val="16"/>
+          <w:szCs w:val="16"/>
+        </w:rPr>
+        <w:t xml:space="preserve">          }</w:t>
+      </w:r>
+    </w:p>
+    <w:p>
+      <w:pPr>
+        <w:spacing w:after="0" w:line="220"/>
+      </w:pPr>
+      <w:r>
+        <w:rPr>
+          <w:rFonts w:ascii="Consolas" w:cs="Consolas" w:eastAsia="Consolas" w:hAnsi="Consolas"/>
+          <w:sz w:val="16"/>
+          <w:szCs w:val="16"/>
+        </w:rPr>
+        <w:t xml:space="preserve">        }</w:t>
+      </w:r>
+    </w:p>
+    <w:p>
+      <w:pPr>
+        <w:spacing w:after="0" w:line="220"/>
+      </w:pPr>
+      <w:r>
+        <w:rPr>
+          <w:rFonts w:ascii="Consolas" w:cs="Consolas" w:eastAsia="Consolas" w:hAnsi="Consolas"/>
+          <w:sz w:val="16"/>
+          <w:szCs w:val="16"/>
+        </w:rPr>
+        <w:t xml:space="preserve">      });</w:t>
+      </w:r>
+    </w:p>
+    <w:p>
+      <w:pPr>
+        <w:spacing w:after="0" w:line="220"/>
+      </w:pPr>
+      <w:r>
+        <w:rPr>
+          <w:rFonts w:ascii="Consolas" w:cs="Consolas" w:eastAsia="Consolas" w:hAnsi="Consolas"/>
+          <w:sz w:val="16"/>
+          <w:szCs w:val="16"/>
+        </w:rPr>
+        <w:t xml:space="preserve">      obs.observe(win.document.documentElement, { childList: true, subtree: true });</w:t>
+      </w:r>
+    </w:p>
+    <w:p>
+      <w:pPr>
+        <w:spacing w:after="0" w:line="220"/>
+      </w:pPr>
+      <w:r>
+        <w:rPr>
+          <w:rFonts w:ascii="Consolas" w:cs="Consolas" w:eastAsia="Consolas" w:hAnsi="Consolas"/>
+          <w:sz w:val="16"/>
+          <w:szCs w:val="16"/>
+        </w:rPr>
+        <w:t xml:space="preserve">    } catch (_) { obs = null; }</w:t>
+      </w:r>
+    </w:p>
+    <w:p>
+      <w:pPr>
+        <w:spacing w:after="0" w:line="220"/>
+      </w:pPr>
+      <w:r>
+        <w:rPr>
+          <w:rFonts w:ascii="Consolas" w:cs="Consolas" w:eastAsia="Consolas" w:hAnsi="Consolas"/>
+          <w:sz w:val="16"/>
+          <w:szCs w:val="16"/>
+        </w:rPr>
+        <w:t xml:space="preserve"> </w:t>
+      </w:r>
+    </w:p>
+    <w:p>
+      <w:pPr>
+        <w:spacing w:after="0" w:line="220"/>
+      </w:pPr>
+      <w:r>
+        <w:rPr>
+          <w:rFonts w:ascii="Consolas" w:cs="Consolas" w:eastAsia="Consolas" w:hAnsi="Consolas"/>
+          <w:sz w:val="16"/>
+          <w:szCs w:val="16"/>
+        </w:rPr>
+        <w:t xml:space="preserve">    st.restore = () =&gt; {</w:t>
+      </w:r>
+    </w:p>
+    <w:p>
+      <w:pPr>
+        <w:spacing w:after="0" w:line="220"/>
+      </w:pPr>
+      <w:r>
+        <w:rPr>
+          <w:rFonts w:ascii="Consolas" w:cs="Consolas" w:eastAsia="Consolas" w:hAnsi="Consolas"/>
+          <w:sz w:val="16"/>
+          <w:szCs w:val="16"/>
+        </w:rPr>
+        <w:t xml:space="preserve">      try { win.open = oOpen; if (oFetch) win.fetch = oFetch; if (oXo) XP.open = oXo; if (oSub) FP.submit = oSub; } catch (_) { }</w:t>
+      </w:r>
+    </w:p>
+    <w:p>
+      <w:pPr>
+        <w:spacing w:after="0" w:line="220"/>
+      </w:pPr>
+      <w:r>
+        <w:rPr>
+          <w:rFonts w:ascii="Consolas" w:cs="Consolas" w:eastAsia="Consolas" w:hAnsi="Consolas"/>
+          <w:sz w:val="16"/>
+          <w:szCs w:val="16"/>
+        </w:rPr>
+        <w:t xml:space="preserve">      try { if (oAClick) AP.click = oAClick; } catch (_) { }</w:t>
+      </w:r>
+    </w:p>
+    <w:p>
+      <w:pPr>
+        <w:spacing w:after="0" w:line="220"/>
+      </w:pPr>
+      <w:r>
+        <w:rPr>
+          <w:rFonts w:ascii="Consolas" w:cs="Consolas" w:eastAsia="Consolas" w:hAnsi="Consolas"/>
+          <w:sz w:val="16"/>
+          <w:szCs w:val="16"/>
+        </w:rPr>
+        <w:t xml:space="preserve">      try { if (obs) obs.disconnect(); } catch (_) { }</w:t>
+      </w:r>
+    </w:p>
+    <w:p>
+      <w:pPr>
+        <w:spacing w:after="0" w:line="220"/>
+      </w:pPr>
+      <w:r>
+        <w:rPr>
+          <w:rFonts w:ascii="Consolas" w:cs="Consolas" w:eastAsia="Consolas" w:hAnsi="Consolas"/>
+          <w:sz w:val="16"/>
+          <w:szCs w:val="16"/>
+        </w:rPr>
+        <w:t xml:space="preserve">    };</w:t>
       </w:r>
     </w:p>
     <w:p>
@@ -21995,6 +22580,45 @@
           <w:sz w:val="16"/>
           <w:szCs w:val="16"/>
         </w:rPr>
+        <w:t xml:space="preserve">    // If ADP downloads by clicking its own &lt;a download&gt;, rename it in place.</w:t>
+      </w:r>
+    </w:p>
+    <w:p>
+      <w:pPr>
+        <w:spacing w:after="0" w:line="220"/>
+      </w:pPr>
+      <w:r>
+        <w:rPr>
+          <w:rFonts w:ascii="Consolas" w:cs="Consolas" w:eastAsia="Consolas" w:hAnsi="Consolas"/>
+          <w:sz w:val="16"/>
+          <w:szCs w:val="16"/>
+        </w:rPr>
+        <w:t xml:space="preserve">    sn1.renameTo = fileName;</w:t>
+      </w:r>
+    </w:p>
+    <w:p>
+      <w:pPr>
+        <w:spacing w:after="0" w:line="220"/>
+      </w:pPr>
+      <w:r>
+        <w:rPr>
+          <w:rFonts w:ascii="Consolas" w:cs="Consolas" w:eastAsia="Consolas" w:hAnsi="Consolas"/>
+          <w:sz w:val="16"/>
+          <w:szCs w:val="16"/>
+        </w:rPr>
+        <w:t xml:space="preserve">    if (sn2) sn2.renameTo = fileName;</w:t>
+      </w:r>
+    </w:p>
+    <w:p>
+      <w:pPr>
+        <w:spacing w:after="0" w:line="220"/>
+      </w:pPr>
+      <w:r>
+        <w:rPr>
+          <w:rFonts w:ascii="Consolas" w:cs="Consolas" w:eastAsia="Consolas" w:hAnsi="Consolas"/>
+          <w:sz w:val="16"/>
+          <w:szCs w:val="16"/>
+        </w:rPr>
         <w:t xml:space="preserve">    const baseHref = anchor.ownerDocument.baseURI;</w:t>
       </w:r>
     </w:p>
@@ -22385,7 +23009,46 @@
           <w:sz w:val="16"/>
           <w:szCs w:val="16"/>
         </w:rPr>
-        <w:t xml:space="preserve">      let escalated = false;</w:t>
+        <w:t xml:space="preserve">      // Exactly ONE click, and no retry. The click DOES reach ADP's handler —</w:t>
+      </w:r>
+    </w:p>
+    <w:p>
+      <w:pPr>
+        <w:spacing w:after="0" w:line="220"/>
+      </w:pPr>
+      <w:r>
+        <w:rPr>
+          <w:rFonts w:ascii="Consolas" w:cs="Consolas" w:eastAsia="Consolas" w:hAnsi="Consolas"/>
+          <w:sz w:val="16"/>
+          <w:szCs w:val="16"/>
+        </w:rPr>
+        <w:t xml:space="preserve">      // it downloads the file every time — the sniffer simply cannot see how,</w:t>
+      </w:r>
+    </w:p>
+    <w:p>
+      <w:pPr>
+        <w:spacing w:after="0" w:line="220"/>
+      </w:pPr>
+      <w:r>
+        <w:rPr>
+          <w:rFonts w:ascii="Consolas" w:cs="Consolas" w:eastAsia="Consolas" w:hAnsi="Consolas"/>
+          <w:sz w:val="16"/>
+          <w:szCs w:val="16"/>
+        </w:rPr>
+        <w:t xml:space="preserve">      // so "no request captured" must not be read as "the click missed". The</w:t>
+      </w:r>
+    </w:p>
+    <w:p>
+      <w:pPr>
+        <w:spacing w:after="0" w:line="220"/>
+      </w:pPr>
+      <w:r>
+        <w:rPr>
+          <w:rFonts w:ascii="Consolas" w:cs="Consolas" w:eastAsia="Consolas" w:hAnsi="Consolas"/>
+          <w:sz w:val="16"/>
+          <w:szCs w:val="16"/>
+        </w:rPr>
+        <w:t xml:space="preserve">      // retry that assumption justified produced a second copy of every PDF.</w:t>
       </w:r>
     </w:p>
     <w:p>
@@ -22411,6 +23074,19 @@
           <w:sz w:val="16"/>
           <w:szCs w:val="16"/>
         </w:rPr>
+        <w:t xml:space="preserve">        if (sn1.renamedInPlace || (sn2 &amp;&amp; sn2.renamedInPlace)) break;</w:t>
+      </w:r>
+    </w:p>
+    <w:p>
+      <w:pPr>
+        <w:spacing w:after="0" w:line="220"/>
+      </w:pPr>
+      <w:r>
+        <w:rPr>
+          <w:rFonts w:ascii="Consolas" w:cs="Consolas" w:eastAsia="Consolas" w:hAnsi="Consolas"/>
+          <w:sz w:val="16"/>
+          <w:szCs w:val="16"/>
+        </w:rPr>
         <w:t xml:space="preserve">        const arr = capturedUrls();</w:t>
       </w:r>
     </w:p>
@@ -22476,97 +23152,6 @@
           <w:sz w:val="16"/>
           <w:szCs w:val="16"/>
         </w:rPr>
-        <w:t xml:space="preserve">        // ~2.4s of complete silence means the click never reached a handler.</w:t>
-      </w:r>
-    </w:p>
-    <w:p>
-      <w:pPr>
-        <w:spacing w:after="0" w:line="220"/>
-      </w:pPr>
-      <w:r>
-        <w:rPr>
-          <w:rFonts w:ascii="Consolas" w:cs="Consolas" w:eastAsia="Consolas" w:hAnsi="Consolas"/>
-          <w:sz w:val="16"/>
-          <w:szCs w:val="16"/>
-        </w:rPr>
-        <w:t xml:space="preserve">        if (!escalated &amp;&amp; !arr.length &amp;&amp; i === 8) {</w:t>
-      </w:r>
-    </w:p>
-    <w:p>
-      <w:pPr>
-        <w:spacing w:after="0" w:line="220"/>
-      </w:pPr>
-      <w:r>
-        <w:rPr>
-          <w:rFonts w:ascii="Consolas" w:cs="Consolas" w:eastAsia="Consolas" w:hAnsi="Consolas"/>
-          <w:sz w:val="16"/>
-          <w:szCs w:val="16"/>
-        </w:rPr>
-        <w:t xml:space="preserve">          escalated = true;</w:t>
-      </w:r>
-    </w:p>
-    <w:p>
-      <w:pPr>
-        <w:spacing w:after="0" w:line="220"/>
-      </w:pPr>
-      <w:r>
-        <w:rPr>
-          <w:rFonts w:ascii="Consolas" w:cs="Consolas" w:eastAsia="Consolas" w:hAnsi="Consolas"/>
-          <w:sz w:val="16"/>
-          <w:szCs w:val="16"/>
-        </w:rPr>
-        <w:t xml:space="preserve">          logInfo('No request after the click — retrying with a plain click + dijitclick');</w:t>
-      </w:r>
-    </w:p>
-    <w:p>
-      <w:pPr>
-        <w:spacing w:after="0" w:line="220"/>
-      </w:pPr>
-      <w:r>
-        <w:rPr>
-          <w:rFonts w:ascii="Consolas" w:cs="Consolas" w:eastAsia="Consolas" w:hAnsi="Consolas"/>
-          <w:sz w:val="16"/>
-          <w:szCs w:val="16"/>
-        </w:rPr>
-        <w:t xml:space="preserve">          clickEl(clickTarget);</w:t>
-      </w:r>
-    </w:p>
-    <w:p>
-      <w:pPr>
-        <w:spacing w:after="0" w:line="220"/>
-      </w:pPr>
-      <w:r>
-        <w:rPr>
-          <w:rFonts w:ascii="Consolas" w:cs="Consolas" w:eastAsia="Consolas" w:hAnsi="Consolas"/>
-          <w:sz w:val="16"/>
-          <w:szCs w:val="16"/>
-        </w:rPr>
-        <w:t xml:space="preserve">          try { clickTarget.dispatchEvent(new Event('dijitclick', { bubbles: true, cancelable: true })); } catch (_) { }</w:t>
-      </w:r>
-    </w:p>
-    <w:p>
-      <w:pPr>
-        <w:spacing w:after="0" w:line="220"/>
-      </w:pPr>
-      <w:r>
-        <w:rPr>
-          <w:rFonts w:ascii="Consolas" w:cs="Consolas" w:eastAsia="Consolas" w:hAnsi="Consolas"/>
-          <w:sz w:val="16"/>
-          <w:szCs w:val="16"/>
-        </w:rPr>
-        <w:t xml:space="preserve">        }</w:t>
-      </w:r>
-    </w:p>
-    <w:p>
-      <w:pPr>
-        <w:spacing w:after="0" w:line="220"/>
-      </w:pPr>
-      <w:r>
-        <w:rPr>
-          <w:rFonts w:ascii="Consolas" w:cs="Consolas" w:eastAsia="Consolas" w:hAnsi="Consolas"/>
-          <w:sz w:val="16"/>
-          <w:szCs w:val="16"/>
-        </w:rPr>
         <w:t xml:space="preserve">        checkAbort();</w:t>
       </w:r>
     </w:p>
@@ -22658,6 +23243,84 @@
           <w:sz w:val="16"/>
           <w:szCs w:val="16"/>
         </w:rPr>
+        <w:t xml:space="preserve">    // ADP's own &lt;a download&gt; was retagged with our filename — the browser has</w:t>
+      </w:r>
+    </w:p>
+    <w:p>
+      <w:pPr>
+        <w:spacing w:after="0" w:line="220"/>
+      </w:pPr>
+      <w:r>
+        <w:rPr>
+          <w:rFonts w:ascii="Consolas" w:cs="Consolas" w:eastAsia="Consolas" w:hAnsi="Consolas"/>
+          <w:sz w:val="16"/>
+          <w:szCs w:val="16"/>
+        </w:rPr>
+        <w:t xml:space="preserve">    // already saved it correctly, so there is nothing left to fetch.</w:t>
+      </w:r>
+    </w:p>
+    <w:p>
+      <w:pPr>
+        <w:spacing w:after="0" w:line="220"/>
+      </w:pPr>
+      <w:r>
+        <w:rPr>
+          <w:rFonts w:ascii="Consolas" w:cs="Consolas" w:eastAsia="Consolas" w:hAnsi="Consolas"/>
+          <w:sz w:val="16"/>
+          <w:szCs w:val="16"/>
+        </w:rPr>
+        <w:t xml:space="preserve">    if (sn1.renamedInPlace || (sn2 &amp;&amp; sn2.renamedInPlace)) {</w:t>
+      </w:r>
+    </w:p>
+    <w:p>
+      <w:pPr>
+        <w:spacing w:after="0" w:line="220"/>
+      </w:pPr>
+      <w:r>
+        <w:rPr>
+          <w:rFonts w:ascii="Consolas" w:cs="Consolas" w:eastAsia="Consolas" w:hAnsi="Consolas"/>
+          <w:sz w:val="16"/>
+          <w:szCs w:val="16"/>
+        </w:rPr>
+        <w:t xml:space="preserve">      logSuccess('Saved ' + fileName + ' (renamed ADP\'s own download)');</w:t>
+      </w:r>
+    </w:p>
+    <w:p>
+      <w:pPr>
+        <w:spacing w:after="0" w:line="220"/>
+      </w:pPr>
+      <w:r>
+        <w:rPr>
+          <w:rFonts w:ascii="Consolas" w:cs="Consolas" w:eastAsia="Consolas" w:hAnsi="Consolas"/>
+          <w:sz w:val="16"/>
+          <w:szCs w:val="16"/>
+        </w:rPr>
+        <w:t xml:space="preserve">      return { ok: true, sig: topSig };</w:t>
+      </w:r>
+    </w:p>
+    <w:p>
+      <w:pPr>
+        <w:spacing w:after="0" w:line="220"/>
+      </w:pPr>
+      <w:r>
+        <w:rPr>
+          <w:rFonts w:ascii="Consolas" w:cs="Consolas" w:eastAsia="Consolas" w:hAnsi="Consolas"/>
+          <w:sz w:val="16"/>
+          <w:szCs w:val="16"/>
+        </w:rPr>
+        <w:t xml:space="preserve">    }</w:t>
+      </w:r>
+    </w:p>
+    <w:p>
+      <w:pPr>
+        <w:spacing w:after="0" w:line="220"/>
+      </w:pPr>
+      <w:r>
+        <w:rPr>
+          <w:rFonts w:ascii="Consolas" w:cs="Consolas" w:eastAsia="Consolas" w:hAnsi="Consolas"/>
+          <w:sz w:val="16"/>
+          <w:szCs w:val="16"/>
+        </w:rPr>
         <w:t xml:space="preserve">    // A plain &lt;a href&gt; navigation calls none of the APIs the sniffer hooks</w:t>
       </w:r>
     </w:p>
@@ -22801,7 +23464,20 @@
           <w:sz w:val="16"/>
           <w:szCs w:val="16"/>
         </w:rPr>
-        <w:t xml:space="preserve">        '"; nothing was requested afterwards (no open/fetch/XHR/form, no href)');</w:t>
+        <w:t xml:space="preserve">        '"; ADP downloaded it by a route we cannot see (no open/fetch/XHR/form/submit, ' +</w:t>
+      </w:r>
+    </w:p>
+    <w:p>
+      <w:pPr>
+        <w:spacing w:after="0" w:line="220"/>
+      </w:pPr>
+      <w:r>
+        <w:rPr>
+          <w:rFonts w:ascii="Consolas" w:cs="Consolas" w:eastAsia="Consolas" w:hAnsi="Consolas"/>
+          <w:sz w:val="16"/>
+          <w:szCs w:val="16"/>
+        </w:rPr>
+        <w:t xml:space="preserve">        'no &lt;a download&gt;, no injected iframe). The file IS in Downloads under ADP\'s own name.');</w:t>
       </w:r>
     </w:p>
     <w:p>

--- a/distribution-docs/ADP Historical Data Bot.docx
+++ b/distribution-docs/ADP Historical Data Bot.docx
@@ -64,7 +64,7 @@
           <w:sz w:val="16"/>
           <w:szCs w:val="16"/>
         </w:rPr>
-        <w:t xml:space="preserve">// @version      1.13.0</w:t>
+        <w:t xml:space="preserve">// @version      1.13.1</w:t>
       </w:r>
     </w:p>
     <w:p>
@@ -506,7 +506,163 @@
           <w:sz w:val="16"/>
           <w:szCs w:val="16"/>
         </w:rPr>
-        <w:t xml:space="preserve">  const SCRIPT_VERSION = '1.10.1';</w:t>
+        <w:t xml:space="preserve">  // Read the version from Tampermonkey rather than repeating it here. A second</w:t>
+      </w:r>
+    </w:p>
+    <w:p>
+      <w:pPr>
+        <w:spacing w:after="0" w:line="220"/>
+      </w:pPr>
+      <w:r>
+        <w:rPr>
+          <w:rFonts w:ascii="Consolas" w:cs="Consolas" w:eastAsia="Consolas" w:hAnsi="Consolas"/>
+          <w:sz w:val="16"/>
+          <w:szCs w:val="16"/>
+        </w:rPr>
+        <w:t xml:space="preserve">  // hardcoded copy silently drifts: this said 1.10.1 while @version had moved</w:t>
+      </w:r>
+    </w:p>
+    <w:p>
+      <w:pPr>
+        <w:spacing w:after="0" w:line="220"/>
+      </w:pPr>
+      <w:r>
+        <w:rPr>
+          <w:rFonts w:ascii="Consolas" w:cs="Consolas" w:eastAsia="Consolas" w:hAnsi="Consolas"/>
+          <w:sz w:val="16"/>
+          <w:szCs w:val="16"/>
+        </w:rPr>
+        <w:t xml:space="preserve">  // on four releases, so the panel and every log line reported a version that</w:t>
+      </w:r>
+    </w:p>
+    <w:p>
+      <w:pPr>
+        <w:spacing w:after="0" w:line="220"/>
+      </w:pPr>
+      <w:r>
+        <w:rPr>
+          <w:rFonts w:ascii="Consolas" w:cs="Consolas" w:eastAsia="Consolas" w:hAnsi="Consolas"/>
+          <w:sz w:val="16"/>
+          <w:szCs w:val="16"/>
+        </w:rPr>
+        <w:t xml:space="preserve">  // was not running — the one thing you must be able to trust when debugging a</w:t>
+      </w:r>
+    </w:p>
+    <w:p>
+      <w:pPr>
+        <w:spacing w:after="0" w:line="220"/>
+      </w:pPr>
+      <w:r>
+        <w:rPr>
+          <w:rFonts w:ascii="Consolas" w:cs="Consolas" w:eastAsia="Consolas" w:hAnsi="Consolas"/>
+          <w:sz w:val="16"/>
+          <w:szCs w:val="16"/>
+        </w:rPr>
+        <w:t xml:space="preserve">  // live run. The literal below is only a fallback for when GM_info is absent.</w:t>
+      </w:r>
+    </w:p>
+    <w:p>
+      <w:pPr>
+        <w:spacing w:after="0" w:line="220"/>
+      </w:pPr>
+      <w:r>
+        <w:rPr>
+          <w:rFonts w:ascii="Consolas" w:cs="Consolas" w:eastAsia="Consolas" w:hAnsi="Consolas"/>
+          <w:sz w:val="16"/>
+          <w:szCs w:val="16"/>
+        </w:rPr>
+        <w:t xml:space="preserve">  const SCRIPT_VERSION = (() =&gt; {</w:t>
+      </w:r>
+    </w:p>
+    <w:p>
+      <w:pPr>
+        <w:spacing w:after="0" w:line="220"/>
+      </w:pPr>
+      <w:r>
+        <w:rPr>
+          <w:rFonts w:ascii="Consolas" w:cs="Consolas" w:eastAsia="Consolas" w:hAnsi="Consolas"/>
+          <w:sz w:val="16"/>
+          <w:szCs w:val="16"/>
+        </w:rPr>
+        <w:t xml:space="preserve">    try {</w:t>
+      </w:r>
+    </w:p>
+    <w:p>
+      <w:pPr>
+        <w:spacing w:after="0" w:line="220"/>
+      </w:pPr>
+      <w:r>
+        <w:rPr>
+          <w:rFonts w:ascii="Consolas" w:cs="Consolas" w:eastAsia="Consolas" w:hAnsi="Consolas"/>
+          <w:sz w:val="16"/>
+          <w:szCs w:val="16"/>
+        </w:rPr>
+        <w:t xml:space="preserve">      if (typeof GM_info !== 'undefined' &amp;&amp; GM_info.script &amp;&amp; GM_info.script.version) {</w:t>
+      </w:r>
+    </w:p>
+    <w:p>
+      <w:pPr>
+        <w:spacing w:after="0" w:line="220"/>
+      </w:pPr>
+      <w:r>
+        <w:rPr>
+          <w:rFonts w:ascii="Consolas" w:cs="Consolas" w:eastAsia="Consolas" w:hAnsi="Consolas"/>
+          <w:sz w:val="16"/>
+          <w:szCs w:val="16"/>
+        </w:rPr>
+        <w:t xml:space="preserve">        return GM_info.script.version;</w:t>
+      </w:r>
+    </w:p>
+    <w:p>
+      <w:pPr>
+        <w:spacing w:after="0" w:line="220"/>
+      </w:pPr>
+      <w:r>
+        <w:rPr>
+          <w:rFonts w:ascii="Consolas" w:cs="Consolas" w:eastAsia="Consolas" w:hAnsi="Consolas"/>
+          <w:sz w:val="16"/>
+          <w:szCs w:val="16"/>
+        </w:rPr>
+        <w:t xml:space="preserve">      }</w:t>
+      </w:r>
+    </w:p>
+    <w:p>
+      <w:pPr>
+        <w:spacing w:after="0" w:line="220"/>
+      </w:pPr>
+      <w:r>
+        <w:rPr>
+          <w:rFonts w:ascii="Consolas" w:cs="Consolas" w:eastAsia="Consolas" w:hAnsi="Consolas"/>
+          <w:sz w:val="16"/>
+          <w:szCs w:val="16"/>
+        </w:rPr>
+        <w:t xml:space="preserve">    } catch (_) { }</w:t>
+      </w:r>
+    </w:p>
+    <w:p>
+      <w:pPr>
+        <w:spacing w:after="0" w:line="220"/>
+      </w:pPr>
+      <w:r>
+        <w:rPr>
+          <w:rFonts w:ascii="Consolas" w:cs="Consolas" w:eastAsia="Consolas" w:hAnsi="Consolas"/>
+          <w:sz w:val="16"/>
+          <w:szCs w:val="16"/>
+        </w:rPr>
+        <w:t xml:space="preserve">    return '1.13.1';</w:t>
+      </w:r>
+    </w:p>
+    <w:p>
+      <w:pPr>
+        <w:spacing w:after="0" w:line="220"/>
+      </w:pPr>
+      <w:r>
+        <w:rPr>
+          <w:rFonts w:ascii="Consolas" w:cs="Consolas" w:eastAsia="Consolas" w:hAnsi="Consolas"/>
+          <w:sz w:val="16"/>
+          <w:szCs w:val="16"/>
+        </w:rPr>
+        <w:t xml:space="preserve">  })();</w:t>
       </w:r>
     </w:p>
     <w:p>

--- a/distribution-docs/ADP Historical Data Bot.docx
+++ b/distribution-docs/ADP Historical Data Bot.docx
@@ -64,7 +64,7 @@
           <w:sz w:val="16"/>
           <w:szCs w:val="16"/>
         </w:rPr>
-        <w:t xml:space="preserve">// @version      1.13.1</w:t>
+        <w:t xml:space="preserve">// @version      1.14.0</w:t>
       </w:r>
     </w:p>
     <w:p>
@@ -649,7 +649,7 @@
           <w:sz w:val="16"/>
           <w:szCs w:val="16"/>
         </w:rPr>
-        <w:t xml:space="preserve">    return '1.13.1';</w:t>
+        <w:t xml:space="preserve">    return '1.14.0';</w:t>
       </w:r>
     </w:p>
     <w:p>
@@ -12349,6 +12349,45 @@
           <w:sz w:val="16"/>
           <w:szCs w:val="16"/>
         </w:rPr>
+        <w:t xml:space="preserve">  // A past year is the whole calendar year. The CURRENT year must stop at</w:t>
+      </w:r>
+    </w:p>
+    <w:p>
+      <w:pPr>
+        <w:spacing w:after="0" w:line="220"/>
+      </w:pPr>
+      <w:r>
+        <w:rPr>
+          <w:rFonts w:ascii="Consolas" w:cs="Consolas" w:eastAsia="Consolas" w:hAnsi="Consolas"/>
+          <w:sz w:val="16"/>
+          <w:szCs w:val="16"/>
+        </w:rPr>
+        <w:t xml:space="preserve">  // today — asking ADP for a range that runs into the future is not a range</w:t>
+      </w:r>
+    </w:p>
+    <w:p>
+      <w:pPr>
+        <w:spacing w:after="0" w:line="220"/>
+      </w:pPr>
+      <w:r>
+        <w:rPr>
+          <w:rFonts w:ascii="Consolas" w:cs="Consolas" w:eastAsia="Consolas" w:hAnsi="Consolas"/>
+          <w:sz w:val="16"/>
+          <w:szCs w:val="16"/>
+        </w:rPr>
+        <w:t xml:space="preserve">  // the report is meant to take, and there is no data there to fetch anyway.</w:t>
+      </w:r>
+    </w:p>
+    <w:p>
+      <w:pPr>
+        <w:spacing w:after="0" w:line="220"/>
+      </w:pPr>
+      <w:r>
+        <w:rPr>
+          <w:rFonts w:ascii="Consolas" w:cs="Consolas" w:eastAsia="Consolas" w:hAnsi="Consolas"/>
+          <w:sz w:val="16"/>
+          <w:szCs w:val="16"/>
+        </w:rPr>
         <w:t xml:space="preserve">  function yearDateRange(year) {</w:t>
       </w:r>
     </w:p>
@@ -12362,6 +12401,97 @@
           <w:sz w:val="16"/>
           <w:szCs w:val="16"/>
         </w:rPr>
+        <w:t xml:space="preserve">    const now = new Date();</w:t>
+      </w:r>
+    </w:p>
+    <w:p>
+      <w:pPr>
+        <w:spacing w:after="0" w:line="220"/>
+      </w:pPr>
+      <w:r>
+        <w:rPr>
+          <w:rFonts w:ascii="Consolas" w:cs="Consolas" w:eastAsia="Consolas" w:hAnsi="Consolas"/>
+          <w:sz w:val="16"/>
+          <w:szCs w:val="16"/>
+        </w:rPr>
+        <w:t xml:space="preserve">    if (year === now.getFullYear()) {</w:t>
+      </w:r>
+    </w:p>
+    <w:p>
+      <w:pPr>
+        <w:spacing w:after="0" w:line="220"/>
+      </w:pPr>
+      <w:r>
+        <w:rPr>
+          <w:rFonts w:ascii="Consolas" w:cs="Consolas" w:eastAsia="Consolas" w:hAnsi="Consolas"/>
+          <w:sz w:val="16"/>
+          <w:szCs w:val="16"/>
+        </w:rPr>
+        <w:t xml:space="preserve">      return {</w:t>
+      </w:r>
+    </w:p>
+    <w:p>
+      <w:pPr>
+        <w:spacing w:after="0" w:line="220"/>
+      </w:pPr>
+      <w:r>
+        <w:rPr>
+          <w:rFonts w:ascii="Consolas" w:cs="Consolas" w:eastAsia="Consolas" w:hAnsi="Consolas"/>
+          <w:sz w:val="16"/>
+          <w:szCs w:val="16"/>
+        </w:rPr>
+        <w:t xml:space="preserve">        from: '01/01/' + year,</w:t>
+      </w:r>
+    </w:p>
+    <w:p>
+      <w:pPr>
+        <w:spacing w:after="0" w:line="220"/>
+      </w:pPr>
+      <w:r>
+        <w:rPr>
+          <w:rFonts w:ascii="Consolas" w:cs="Consolas" w:eastAsia="Consolas" w:hAnsi="Consolas"/>
+          <w:sz w:val="16"/>
+          <w:szCs w:val="16"/>
+        </w:rPr>
+        <w:t xml:space="preserve">        to: pad2(now.getMonth() + 1) + '/' + pad2(now.getDate()) + '/' + year,</w:t>
+      </w:r>
+    </w:p>
+    <w:p>
+      <w:pPr>
+        <w:spacing w:after="0" w:line="220"/>
+      </w:pPr>
+      <w:r>
+        <w:rPr>
+          <w:rFonts w:ascii="Consolas" w:cs="Consolas" w:eastAsia="Consolas" w:hAnsi="Consolas"/>
+          <w:sz w:val="16"/>
+          <w:szCs w:val="16"/>
+        </w:rPr>
+        <w:t xml:space="preserve">      };</w:t>
+      </w:r>
+    </w:p>
+    <w:p>
+      <w:pPr>
+        <w:spacing w:after="0" w:line="220"/>
+      </w:pPr>
+      <w:r>
+        <w:rPr>
+          <w:rFonts w:ascii="Consolas" w:cs="Consolas" w:eastAsia="Consolas" w:hAnsi="Consolas"/>
+          <w:sz w:val="16"/>
+          <w:szCs w:val="16"/>
+        </w:rPr>
+        <w:t xml:space="preserve">    }</w:t>
+      </w:r>
+    </w:p>
+    <w:p>
+      <w:pPr>
+        <w:spacing w:after="0" w:line="220"/>
+      </w:pPr>
+      <w:r>
+        <w:rPr>
+          <w:rFonts w:ascii="Consolas" w:cs="Consolas" w:eastAsia="Consolas" w:hAnsi="Consolas"/>
+          <w:sz w:val="16"/>
+          <w:szCs w:val="16"/>
+        </w:rPr>
         <w:t xml:space="preserve">    return { from: '01/01/' + year, to: '12/31/' + year };</w:t>
       </w:r>
     </w:p>
@@ -12401,6 +12531,97 @@
           <w:sz w:val="16"/>
           <w:szCs w:val="16"/>
         </w:rPr>
+        <w:t xml:space="preserve">  // Filename suffix. The current year is partial, so label it as such instead</w:t>
+      </w:r>
+    </w:p>
+    <w:p>
+      <w:pPr>
+        <w:spacing w:after="0" w:line="220"/>
+      </w:pPr>
+      <w:r>
+        <w:rPr>
+          <w:rFonts w:ascii="Consolas" w:cs="Consolas" w:eastAsia="Consolas" w:hAnsi="Consolas"/>
+          <w:sz w:val="16"/>
+          <w:szCs w:val="16"/>
+        </w:rPr>
+        <w:t xml:space="preserve">  // of letting HistoricalPayroll_2026.xlsx imply a full year of data — the same</w:t>
+      </w:r>
+    </w:p>
+    <w:p>
+      <w:pPr>
+        <w:spacing w:after="0" w:line="220"/>
+      </w:pPr>
+      <w:r>
+        <w:rPr>
+          <w:rFonts w:ascii="Consolas" w:cs="Consolas" w:eastAsia="Consolas" w:hAnsi="Consolas"/>
+          <w:sz w:val="16"/>
+          <w:szCs w:val="16"/>
+        </w:rPr>
+        <w:t xml:space="preserve">  // convention the Paycom historical bot uses.</w:t>
+      </w:r>
+    </w:p>
+    <w:p>
+      <w:pPr>
+        <w:spacing w:after="0" w:line="220"/>
+      </w:pPr>
+      <w:r>
+        <w:rPr>
+          <w:rFonts w:ascii="Consolas" w:cs="Consolas" w:eastAsia="Consolas" w:hAnsi="Consolas"/>
+          <w:sz w:val="16"/>
+          <w:szCs w:val="16"/>
+        </w:rPr>
+        <w:t xml:space="preserve">  function yearLabel(year) {</w:t>
+      </w:r>
+    </w:p>
+    <w:p>
+      <w:pPr>
+        <w:spacing w:after="0" w:line="220"/>
+      </w:pPr>
+      <w:r>
+        <w:rPr>
+          <w:rFonts w:ascii="Consolas" w:cs="Consolas" w:eastAsia="Consolas" w:hAnsi="Consolas"/>
+          <w:sz w:val="16"/>
+          <w:szCs w:val="16"/>
+        </w:rPr>
+        <w:t xml:space="preserve">    return year === new Date().getFullYear() ? year + '-to-date' : String(year);</w:t>
+      </w:r>
+    </w:p>
+    <w:p>
+      <w:pPr>
+        <w:spacing w:after="0" w:line="220"/>
+      </w:pPr>
+      <w:r>
+        <w:rPr>
+          <w:rFonts w:ascii="Consolas" w:cs="Consolas" w:eastAsia="Consolas" w:hAnsi="Consolas"/>
+          <w:sz w:val="16"/>
+          <w:szCs w:val="16"/>
+        </w:rPr>
+        <w:t xml:space="preserve">  }</w:t>
+      </w:r>
+    </w:p>
+    <w:p>
+      <w:pPr>
+        <w:spacing w:after="0" w:line="220"/>
+      </w:pPr>
+      <w:r>
+        <w:rPr>
+          <w:rFonts w:ascii="Consolas" w:cs="Consolas" w:eastAsia="Consolas" w:hAnsi="Consolas"/>
+          <w:sz w:val="16"/>
+          <w:szCs w:val="16"/>
+        </w:rPr>
+        <w:t xml:space="preserve"> </w:t>
+      </w:r>
+    </w:p>
+    <w:p>
+      <w:pPr>
+        <w:spacing w:after="0" w:line="220"/>
+      </w:pPr>
+      <w:r>
+        <w:rPr>
+          <w:rFonts w:ascii="Consolas" w:cs="Consolas" w:eastAsia="Consolas" w:hAnsi="Consolas"/>
+          <w:sz w:val="16"/>
+          <w:szCs w:val="16"/>
+        </w:rPr>
         <w:t xml:space="preserve">  function pad2(n) { return String(n).padStart(2, '0'); }</w:t>
       </w:r>
     </w:p>
@@ -25713,7 +25934,7 @@
           <w:sz w:val="16"/>
           <w:szCs w:val="16"/>
         </w:rPr>
-        <w:t xml:space="preserve">    const fileName = 'HistoricalPayroll_' + year + '.xlsx';</w:t>
+        <w:t xml:space="preserve">    const fileName = 'HistoricalPayroll_' + yearLabel(year) + '.xlsx';</w:t>
       </w:r>
     </w:p>
     <w:p>
@@ -41404,33 +41625,85 @@
           <w:sz w:val="16"/>
           <w:szCs w:val="16"/>
         </w:rPr>
-        <w:t xml:space="preserve">  // Prior three calendar years, ascending. The CURRENT year is deliberately</w:t>
-      </w:r>
-    </w:p>
-    <w:p>
-      <w:pPr>
-        <w:spacing w:after="0" w:line="220"/>
-      </w:pPr>
-      <w:r>
-        <w:rPr>
-          <w:rFonts w:ascii="Consolas" w:cs="Consolas" w:eastAsia="Consolas" w:hAnsi="Consolas"/>
-          <w:sz w:val="16"/>
-          <w:szCs w:val="16"/>
-        </w:rPr>
-        <w:t xml:space="preserve">  // EXCLUDED — it is covered by the day-to-day adp-reports bot. Derived from</w:t>
-      </w:r>
-    </w:p>
-    <w:p>
-      <w:pPr>
-        <w:spacing w:after="0" w:line="220"/>
-      </w:pPr>
-      <w:r>
-        <w:rPr>
-          <w:rFonts w:ascii="Consolas" w:cs="Consolas" w:eastAsia="Consolas" w:hAnsi="Consolas"/>
-          <w:sz w:val="16"/>
-          <w:szCs w:val="16"/>
-        </w:rPr>
-        <w:t xml:space="preserve">  // the system clock, so this rolls over on its own each January.</w:t>
+        <w:t xml:space="preserve">  // Prior three calendar years PLUS the current one, ascending. The current</w:t>
+      </w:r>
+    </w:p>
+    <w:p>
+      <w:pPr>
+        <w:spacing w:after="0" w:line="220"/>
+      </w:pPr>
+      <w:r>
+        <w:rPr>
+          <w:rFonts w:ascii="Consolas" w:cs="Consolas" w:eastAsia="Consolas" w:hAnsi="Consolas"/>
+          <w:sz w:val="16"/>
+          <w:szCs w:val="16"/>
+        </w:rPr>
+        <w:t xml:space="preserve">  // year used to be excluded on the grounds that the day-to-day adp-reports bot</w:t>
+      </w:r>
+    </w:p>
+    <w:p>
+      <w:pPr>
+        <w:spacing w:after="0" w:line="220"/>
+      </w:pPr>
+      <w:r>
+        <w:rPr>
+          <w:rFonts w:ascii="Consolas" w:cs="Consolas" w:eastAsia="Consolas" w:hAnsi="Consolas"/>
+          <w:sz w:val="16"/>
+          <w:szCs w:val="16"/>
+        </w:rPr>
+        <w:t xml:space="preserve">  // covers it, but a migration needs one continuous Payroll History set — and</w:t>
+      </w:r>
+    </w:p>
+    <w:p>
+      <w:pPr>
+        <w:spacing w:after="0" w:line="220"/>
+      </w:pPr>
+      <w:r>
+        <w:rPr>
+          <w:rFonts w:ascii="Consolas" w:cs="Consolas" w:eastAsia="Consolas" w:hAnsi="Consolas"/>
+          <w:sz w:val="16"/>
+          <w:szCs w:val="16"/>
+        </w:rPr>
+        <w:t xml:space="preserve">  // that bot pulls per-pay-period files, not a consolidated year. It runs</w:t>
+      </w:r>
+    </w:p>
+    <w:p>
+      <w:pPr>
+        <w:spacing w:after="0" w:line="220"/>
+      </w:pPr>
+      <w:r>
+        <w:rPr>
+          <w:rFonts w:ascii="Consolas" w:cs="Consolas" w:eastAsia="Consolas" w:hAnsi="Consolas"/>
+          <w:sz w:val="16"/>
+          <w:szCs w:val="16"/>
+        </w:rPr>
+        <w:t xml:space="preserve">  // 1 Jan → today (see yearDateRange) and is saved as &lt;year&gt;-to-date. Untick it</w:t>
+      </w:r>
+    </w:p>
+    <w:p>
+      <w:pPr>
+        <w:spacing w:after="0" w:line="220"/>
+      </w:pPr>
+      <w:r>
+        <w:rPr>
+          <w:rFonts w:ascii="Consolas" w:cs="Consolas" w:eastAsia="Consolas" w:hAnsi="Consolas"/>
+          <w:sz w:val="16"/>
+          <w:szCs w:val="16"/>
+        </w:rPr>
+        <w:t xml:space="preserve">  // in the picker when it isn't wanted. Derived from the system clock, so this</w:t>
+      </w:r>
+    </w:p>
+    <w:p>
+      <w:pPr>
+        <w:spacing w:after="0" w:line="220"/>
+      </w:pPr>
+      <w:r>
+        <w:rPr>
+          <w:rFonts w:ascii="Consolas" w:cs="Consolas" w:eastAsia="Consolas" w:hAnsi="Consolas"/>
+          <w:sz w:val="16"/>
+          <w:szCs w:val="16"/>
+        </w:rPr>
+        <w:t xml:space="preserve">  // rolls over on its own each January.</w:t>
       </w:r>
     </w:p>
     <w:p>
@@ -41469,7 +41742,7 @@
           <w:sz w:val="16"/>
           <w:szCs w:val="16"/>
         </w:rPr>
-        <w:t xml:space="preserve">    return [y - 3, y - 2, y - 1];</w:t>
+        <w:t xml:space="preserve">    return [y - 3, y - 2, y - 1, y];</w:t>
       </w:r>
     </w:p>
     <w:p>
@@ -43536,7 +43809,20 @@
           <w:sz w:val="16"/>
           <w:szCs w:val="16"/>
         </w:rPr>
-        <w:t xml:space="preserve">      hint.textContent = 'Select the year(s) to download. One consolidated file per year.';</w:t>
+        <w:t xml:space="preserve">      hint.textContent = 'Select the year(s) to download. One consolidated file per year — '</w:t>
+      </w:r>
+    </w:p>
+    <w:p>
+      <w:pPr>
+        <w:spacing w:after="0" w:line="220"/>
+      </w:pPr>
+      <w:r>
+        <w:rPr>
+          <w:rFonts w:ascii="Consolas" w:cs="Consolas" w:eastAsia="Consolas" w:hAnsi="Consolas"/>
+          <w:sz w:val="16"/>
+          <w:szCs w:val="16"/>
+        </w:rPr>
+        <w:t xml:space="preserve">        + 'the current year runs 1 Jan → today and is saved as &lt;year&gt;-to-date.';</w:t>
       </w:r>
     </w:p>
     <w:p>

--- a/distribution-docs/ADP Historical Data Bot.docx
+++ b/distribution-docs/ADP Historical Data Bot.docx
@@ -64,7 +64,7 @@
           <w:sz w:val="16"/>
           <w:szCs w:val="16"/>
         </w:rPr>
-        <w:t xml:space="preserve">// @version      1.14.0</w:t>
+        <w:t xml:space="preserve">// @version      1.15.0</w:t>
       </w:r>
     </w:p>
     <w:p>
@@ -649,7 +649,7 @@
           <w:sz w:val="16"/>
           <w:szCs w:val="16"/>
         </w:rPr>
-        <w:t xml:space="preserve">    return '1.14.0';</w:t>
+        <w:t xml:space="preserve">    return '1.15.0';</w:t>
       </w:r>
     </w:p>
     <w:p>
@@ -23009,72 +23009,137 @@
           <w:sz w:val="16"/>
           <w:szCs w:val="16"/>
         </w:rPr>
-        <w:t xml:space="preserve">    // The real spreadsheet lives at …/downloadTemplate/?instanceRefId=BIRT…;</w:t>
-      </w:r>
-    </w:p>
-    <w:p>
-      <w:pPr>
-        <w:spacing w:after="0" w:line="220"/>
-      </w:pPr>
-      <w:r>
-        <w:rPr>
-          <w:rFonts w:ascii="Consolas" w:cs="Consolas" w:eastAsia="Consolas" w:hAnsi="Consolas"/>
-          <w:sz w:val="16"/>
-          <w:szCs w:val="16"/>
-        </w:rPr>
-        <w:t xml:space="preserve">    // the first thing ADP opens is usually a launcher page (auditOutput.do).</w:t>
-      </w:r>
-    </w:p>
-    <w:p>
-      <w:pPr>
-        <w:spacing w:after="0" w:line="220"/>
-      </w:pPr>
-      <w:r>
-        <w:rPr>
-          <w:rFonts w:ascii="Consolas" w:cs="Consolas" w:eastAsia="Consolas" w:hAnsi="Consolas"/>
-          <w:sz w:val="16"/>
-          <w:szCs w:val="16"/>
-        </w:rPr>
-        <w:t xml:space="preserve">    // Two file-URL shapes exist: BIRT reports (Payroll History etc.) use</w:t>
-      </w:r>
-    </w:p>
-    <w:p>
-      <w:pPr>
-        <w:spacing w:after="0" w:line="220"/>
-      </w:pPr>
-      <w:r>
-        <w:rPr>
-          <w:rFonts w:ascii="Consolas" w:cs="Consolas" w:eastAsia="Consolas" w:hAnsi="Consolas"/>
-          <w:sz w:val="16"/>
-          <w:szCs w:val="16"/>
-        </w:rPr>
-        <w:t xml:space="preserve">    // …/downloadTemplate/?instanceRefId=BIRT…; legacy T&amp;A reports (Timecard w/</w:t>
-      </w:r>
-    </w:p>
-    <w:p>
-      <w:pPr>
-        <w:spacing w:after="0" w:line="220"/>
-      </w:pPr>
-      <w:r>
-        <w:rPr>
-          <w:rFonts w:ascii="Consolas" w:cs="Consolas" w:eastAsia="Consolas" w:hAnsi="Consolas"/>
-          <w:sz w:val="16"/>
-          <w:szCs w:val="16"/>
-        </w:rPr>
-        <w:t xml:space="preserve">    // Supervisor Approval) use /mascsr/wfntlm/reports/v2/downloadreport?referenceId=…</w:t>
-      </w:r>
-    </w:p>
-    <w:p>
-      <w:pPr>
-        <w:spacing w:after="0" w:line="220"/>
-      </w:pPr>
-      <w:r>
-        <w:rPr>
-          <w:rFonts w:ascii="Consolas" w:cs="Consolas" w:eastAsia="Consolas" w:hAnsi="Consolas"/>
-          <w:sz w:val="16"/>
-          <w:szCs w:val="16"/>
-        </w:rPr>
-        <w:t xml:space="preserve">    const isFileUrl = (u) =&gt; /downloadTemplate|instanceRefId|downloadreport|referenceId=|\.(xlsx?|csv)(\?|$)/i.test(u);</w:t>
+        <w:t xml:space="preserve">    // The first thing ADP opens is usually a launcher page (auditOutput.do);</w:t>
+      </w:r>
+    </w:p>
+    <w:p>
+      <w:pPr>
+        <w:spacing w:after="0" w:line="220"/>
+      </w:pPr>
+      <w:r>
+        <w:rPr>
+          <w:rFonts w:ascii="Consolas" w:cs="Consolas" w:eastAsia="Consolas" w:hAnsi="Consolas"/>
+          <w:sz w:val="16"/>
+          <w:szCs w:val="16"/>
+        </w:rPr>
+        <w:t xml:space="preserve">    // the real file is a SECOND captured URL. Three shapes seen live:</w:t>
+      </w:r>
+    </w:p>
+    <w:p>
+      <w:pPr>
+        <w:spacing w:after="0" w:line="220"/>
+      </w:pPr>
+      <w:r>
+        <w:rPr>
+          <w:rFonts w:ascii="Consolas" w:cs="Consolas" w:eastAsia="Consolas" w:hAnsi="Consolas"/>
+          <w:sz w:val="16"/>
+          <w:szCs w:val="16"/>
+        </w:rPr>
+        <w:t xml:space="preserve">    //   …/downloadTemplate/?instanceRefId=BIRT…              (some BIRT reports)</w:t>
+      </w:r>
+    </w:p>
+    <w:p>
+      <w:pPr>
+        <w:spacing w:after="0" w:line="220"/>
+      </w:pPr>
+      <w:r>
+        <w:rPr>
+          <w:rFonts w:ascii="Consolas" w:cs="Consolas" w:eastAsia="Consolas" w:hAnsi="Consolas"/>
+          <w:sz w:val="16"/>
+          <w:szCs w:val="16"/>
+        </w:rPr>
+        <w:t xml:space="preserve">    //   /mascsr/wfntlm/reports/v2/downloadreport?referenceId=…   (legacy T&amp;A)</w:t>
+      </w:r>
+    </w:p>
+    <w:p>
+      <w:pPr>
+        <w:spacing w:after="0" w:line="220"/>
+      </w:pPr>
+      <w:r>
+        <w:rPr>
+          <w:rFonts w:ascii="Consolas" w:cs="Consolas" w:eastAsia="Consolas" w:hAnsi="Consolas"/>
+          <w:sz w:val="16"/>
+          <w:szCs w:val="16"/>
+        </w:rPr>
+        <w:t xml:space="preserve">    //   /mascsr/wfn/ireporting/metaservices/reportviewer/download/BIRT&lt;id&gt;_PROD_DC2</w:t>
+      </w:r>
+    </w:p>
+    <w:p>
+      <w:pPr>
+        <w:spacing w:after="0" w:line="220"/>
+      </w:pPr>
+      <w:r>
+        <w:rPr>
+          <w:rFonts w:ascii="Consolas" w:cs="Consolas" w:eastAsia="Consolas" w:hAnsi="Consolas"/>
+          <w:sz w:val="16"/>
+          <w:szCs w:val="16"/>
+        </w:rPr>
+        <w:t xml:space="preserve">    //                                                        (Payroll History)</w:t>
+      </w:r>
+    </w:p>
+    <w:p>
+      <w:pPr>
+        <w:spacing w:after="0" w:line="220"/>
+      </w:pPr>
+      <w:r>
+        <w:rPr>
+          <w:rFonts w:ascii="Consolas" w:cs="Consolas" w:eastAsia="Consolas" w:hAnsi="Consolas"/>
+          <w:sz w:val="16"/>
+          <w:szCs w:val="16"/>
+        </w:rPr>
+        <w:t xml:space="preserve">    // The third was captured correctly but not RECOGNISED, so the launcher page</w:t>
+      </w:r>
+    </w:p>
+    <w:p>
+      <w:pPr>
+        <w:spacing w:after="0" w:line="220"/>
+      </w:pPr>
+      <w:r>
+        <w:rPr>
+          <w:rFonts w:ascii="Consolas" w:cs="Consolas" w:eastAsia="Consolas" w:hAnsi="Consolas"/>
+          <w:sz w:val="16"/>
+          <w:szCs w:val="16"/>
+        </w:rPr>
+        <w:t xml:space="preserve">    // won by default and the run ended with "could not reach the real file"</w:t>
+      </w:r>
+    </w:p>
+    <w:p>
+      <w:pPr>
+        <w:spacing w:after="0" w:line="220"/>
+      </w:pPr>
+      <w:r>
+        <w:rPr>
+          <w:rFonts w:ascii="Consolas" w:cs="Consolas" w:eastAsia="Consolas" w:hAnsi="Consolas"/>
+          <w:sz w:val="16"/>
+          <w:szCs w:val="16"/>
+        </w:rPr>
+        <w:t xml:space="preserve">    // while the answer sat in the diagnostics line. Keep this list in step with</w:t>
+      </w:r>
+    </w:p>
+    <w:p>
+      <w:pPr>
+        <w:spacing w:after="0" w:line="220"/>
+      </w:pPr>
+      <w:r>
+        <w:rPr>
+          <w:rFonts w:ascii="Consolas" w:cs="Consolas" w:eastAsia="Consolas" w:hAnsi="Consolas"/>
+          <w:sz w:val="16"/>
+          <w:szCs w:val="16"/>
+        </w:rPr>
+        <w:t xml:space="preserve">    // whatever the diagnostics show.</w:t>
+      </w:r>
+    </w:p>
+    <w:p>
+      <w:pPr>
+        <w:spacing w:after="0" w:line="220"/>
+      </w:pPr>
+      <w:r>
+        <w:rPr>
+          <w:rFonts w:ascii="Consolas" w:cs="Consolas" w:eastAsia="Consolas" w:hAnsi="Consolas"/>
+          <w:sz w:val="16"/>
+          <w:szCs w:val="16"/>
+        </w:rPr>
+        <w:t xml:space="preserve">    const isFileUrl = (u) =&gt; /downloadTemplate|instanceRefId|downloadreport|reportviewer\/download|\/BIRT\d|referenceId=|\.(xlsx?|csv)(\?|$)/i.test(u);</w:t>
       </w:r>
     </w:p>
     <w:p>
